--- a/06-学生侧材料/讲义/2026-06-23-离子键与离子晶体.docx
+++ b/06-学生侧材料/讲义/2026-06-23-离子键与离子晶体.docx
@@ -2,7 +2,7 @@
 <file path=word/document.xml><?xml version="1.0" encoding="utf-8"?>
 <w:document xmlns:w="http://schemas.openxmlformats.org/wordprocessingml/2006/main" xmlns:m="http://schemas.openxmlformats.org/officeDocument/2006/math" xmlns:r="http://schemas.openxmlformats.org/officeDocument/2006/relationships" xmlns:o="urn:schemas-microsoft-com:office:office" xmlns:v="urn:schemas-microsoft-com:vml" xmlns:w10="urn:schemas-microsoft-com:office:word" xmlns:a="http://schemas.openxmlformats.org/drawingml/2006/main" xmlns:pic="http://schemas.openxmlformats.org/drawingml/2006/picture" xmlns:wp="http://schemas.openxmlformats.org/drawingml/2006/wordprocessingDrawing">
   <w:body>
-    <w:bookmarkStart w:id="54" w:name="第八讲离子键与离子晶体"/>
+    <w:bookmarkStart w:id="81" w:name="第八讲离子键与离子晶体"/>
     <w:p>
       <w:pPr>
         <w:pStyle w:val="Heading1"/>
@@ -194,7 +194,7 @@
       </w:r>
     </w:p>
     <w:bookmarkEnd w:id="9"/>
-    <w:bookmarkStart w:id="13" w:name="一离子"/>
+    <w:bookmarkStart w:id="19" w:name="一离子"/>
     <w:p>
       <w:pPr>
         <w:pStyle w:val="Heading2"/>
@@ -411,12 +411,6 @@
       <w:pPr>
         <w:pStyle w:val="BlockText"/>
       </w:pPr>
-      <w:r>
-        <w:t xml:space="preserve">⚠️</w:t>
-      </w:r>
-      <w:r>
-        <w:t xml:space="preserve"> </w:t>
-      </w:r>
       <w:r>
         <w:rPr>
           <w:rFonts w:hint="eastAsia" w:eastAsia="SimSun" w:ascii="Times New Roman" w:hAnsi="Times New Roman"/>
@@ -573,7 +567,7 @@
           <w:p>
             <w:pPr>
               <w:pStyle w:val="Compact"/>
-              <w:jc w:val="left"/>
+              <w:jc w:val="center"/>
             </w:pPr>
             <w:r>
               <w:rPr>
@@ -605,7 +599,7 @@
           <w:p>
             <w:pPr>
               <w:pStyle w:val="Compact"/>
-              <w:jc w:val="left"/>
+              <w:jc w:val="center"/>
             </w:pPr>
             <w:r>
               <w:rPr>
@@ -621,7 +615,7 @@
           <w:p>
             <w:pPr>
               <w:pStyle w:val="Compact"/>
-              <w:jc w:val="left"/>
+              <w:jc w:val="center"/>
             </w:pPr>
             <w:r>
               <w:rPr>
@@ -639,7 +633,7 @@
           <w:p>
             <w:pPr>
               <w:pStyle w:val="Compact"/>
-              <w:jc w:val="left"/>
+              <w:jc w:val="center"/>
             </w:pPr>
             <w:r>
               <w:rPr>
@@ -703,7 +697,7 @@
           <w:p>
             <w:pPr>
               <w:pStyle w:val="Compact"/>
-              <w:jc w:val="left"/>
+              <w:jc w:val="center"/>
             </w:pPr>
             <m:oMath>
               <m:r>
@@ -776,7 +770,7 @@
           <w:p>
             <w:pPr>
               <w:pStyle w:val="Compact"/>
-              <w:jc w:val="left"/>
+              <w:jc w:val="center"/>
             </w:pPr>
             <w:r>
               <w:rPr>
@@ -793,7 +787,7 @@
           <w:p>
             <w:pPr>
               <w:pStyle w:val="Compact"/>
-              <w:jc w:val="left"/>
+              <w:jc w:val="center"/>
             </w:pPr>
             <w:r>
               <w:rPr>
@@ -869,7 +863,7 @@
           <w:p>
             <w:pPr>
               <w:pStyle w:val="Compact"/>
-              <w:jc w:val="left"/>
+              <w:jc w:val="center"/>
             </w:pPr>
             <m:oMath>
               <m:r>
@@ -1006,7 +1000,7 @@
           <w:p>
             <w:pPr>
               <w:pStyle w:val="Compact"/>
-              <w:jc w:val="left"/>
+              <w:jc w:val="center"/>
             </w:pPr>
             <w:r>
               <w:rPr>
@@ -1023,7 +1017,7 @@
           <w:p>
             <w:pPr>
               <w:pStyle w:val="Compact"/>
-              <w:jc w:val="left"/>
+              <w:jc w:val="center"/>
             </w:pPr>
             <w:r>
               <w:rPr>
@@ -1087,7 +1081,7 @@
           <w:p>
             <w:pPr>
               <w:pStyle w:val="Compact"/>
-              <w:jc w:val="left"/>
+              <w:jc w:val="center"/>
             </w:pPr>
             <m:oMath>
               <m:r>
@@ -1242,7 +1236,7 @@
           <w:p>
             <w:pPr>
               <w:pStyle w:val="Compact"/>
-              <w:jc w:val="left"/>
+              <w:jc w:val="center"/>
             </w:pPr>
             <w:r>
               <w:rPr>
@@ -1259,7 +1253,7 @@
           <w:p>
             <w:pPr>
               <w:pStyle w:val="Compact"/>
-              <w:jc w:val="left"/>
+              <w:jc w:val="center"/>
             </w:pPr>
             <w:r>
               <w:rPr>
@@ -1344,7 +1338,7 @@
           <w:p>
             <w:pPr>
               <w:pStyle w:val="Compact"/>
-              <w:jc w:val="left"/>
+              <w:jc w:val="center"/>
             </w:pPr>
             <m:oMath>
               <m:r>
@@ -1487,7 +1481,7 @@
           <w:p>
             <w:pPr>
               <w:pStyle w:val="Compact"/>
-              <w:jc w:val="left"/>
+              <w:jc w:val="center"/>
             </w:pPr>
             <w:r>
               <w:rPr>
@@ -1504,7 +1498,7 @@
           <w:p>
             <w:pPr>
               <w:pStyle w:val="Compact"/>
-              <w:jc w:val="left"/>
+              <w:jc w:val="center"/>
             </w:pPr>
             <m:oMath>
               <m:r>
@@ -1624,7 +1618,7 @@
           <w:p>
             <w:pPr>
               <w:pStyle w:val="Compact"/>
-              <w:jc w:val="left"/>
+              <w:jc w:val="center"/>
             </w:pPr>
             <m:oMath>
               <m:r>
@@ -1773,7 +1767,7 @@
           <w:p>
             <w:pPr>
               <w:pStyle w:val="Compact"/>
-              <w:jc w:val="left"/>
+              <w:jc w:val="center"/>
             </w:pPr>
             <w:r>
               <w:rPr>
@@ -1790,12 +1784,6 @@
         <w:pStyle w:val="BlockText"/>
       </w:pPr>
       <w:r>
-        <w:t xml:space="preserve">💡</w:t>
-      </w:r>
-      <w:r>
-        <w:t xml:space="preserve"> </w:t>
-      </w:r>
-      <w:r>
         <w:rPr>
           <w:rFonts w:hint="eastAsia" w:eastAsia="SimSun" w:ascii="Times New Roman" w:hAnsi="Times New Roman"/>
           <w:b/>
@@ -2012,7 +2000,7 @@
       </w:r>
     </w:p>
     <w:bookmarkEnd w:id="11"/>
-    <w:bookmarkStart w:id="12" w:name="离子半径"/>
+    <w:bookmarkStart w:id="18" w:name="离子半径"/>
     <w:p>
       <w:pPr>
         <w:pStyle w:val="Heading3"/>
@@ -2045,6 +2033,12 @@
       <m:oMathPara>
         <m:oMathParaPr>
           <m:jc m:val="center"/>
+          <m:ctrlPr>
+            <w:rPr>
+              <w:sz w:val="28"/>
+              <w:szCs w:val="28"/>
+            </w:rPr>
+          </m:ctrlPr>
         </m:oMathParaPr>
         <m:oMath>
           <m:r>
@@ -2197,90 +2191,201 @@
     <w:p>
       <w:pPr>
         <w:pStyle w:val="BodyText"/>
+        <w:jc w:val="center"/>
       </w:pPr>
       <w:r>
         <w:rPr>
-          <w:rFonts w:hint="eastAsia" w:eastAsia="SimSun" w:ascii="Times New Roman" w:hAnsi="Times New Roman"/>
-        </w:rPr>
-        <w:t xml:space="preserve">!正负离子接触，负离子与负离子不接触</w:t>
-      </w:r>
-      <w:r>
+          <w:b w:val="0"/>
+          <w:i w:val="0"/>
+          <w:sz w:val="21"/>
+        </w:rPr>
+        <w:drawing>
+          <wp:inline>
+            <wp:extent cx="3289300" cy="3136900"/>
+            <wp:effectExtent b="0" l="0" r="0" t="0"/>
+            <wp:docPr descr="正负离子接触，负离子与负离子不接触" title="" id="13" name="Picture"/>
+            <a:graphic>
+              <a:graphicData uri="http://schemas.openxmlformats.org/drawingml/2006/picture">
+                <pic:pic>
+                  <pic:nvPicPr>
+                    <pic:cNvPr descr="media/12-3-cation-anion-contact-radius-ratio.jpg" id="14" name="Picture"/>
+                    <pic:cNvPicPr>
+                      <a:picLocks noChangeArrowheads="1" noChangeAspect="1"/>
+                    </pic:cNvPicPr>
+                  </pic:nvPicPr>
+                  <pic:blipFill>
+                    <a:blip r:embed="rId12"/>
+                    <a:stretch>
+                      <a:fillRect/>
+                    </a:stretch>
+                  </pic:blipFill>
+                  <pic:spPr bwMode="auto">
+                    <a:xfrm>
+                      <a:off x="0" y="0"/>
+                      <a:ext cx="3289300" cy="3136900"/>
+                    </a:xfrm>
+                    <a:prstGeom prst="rect">
+                      <a:avLst/>
+                    </a:prstGeom>
+                    <a:noFill/>
+                    <a:ln w="9525">
+                      <a:noFill/>
+                      <a:headEnd/>
+                      <a:tailEnd/>
+                    </a:ln>
+                  </pic:spPr>
+                </pic:pic>
+              </a:graphicData>
+            </a:graphic>
+          </wp:inline>
+        </w:drawing>
+      </w:r>
+      <w:r>
+        <w:rPr>
+          <w:b w:val="0"/>
+          <w:i w:val="0"/>
+          <w:sz w:val="21"/>
+        </w:rPr>
         <w:t xml:space="preserve">　</w:t>
       </w:r>
       <w:r>
         <w:rPr>
-          <w:rFonts w:hint="eastAsia" w:eastAsia="SimSun" w:ascii="Times New Roman" w:hAnsi="Times New Roman"/>
-        </w:rPr>
-        <w:t xml:space="preserve">!正负离子、负离子与负离子都接触</w:t>
-      </w:r>
-      <w:r>
-        <w:t xml:space="preserve"> </w:t>
-      </w:r>
-      <w:r>
-        <w:rPr>
-          <w:rFonts w:hint="eastAsia" w:eastAsia="SimSun" w:ascii="Times New Roman" w:hAnsi="Times New Roman"/>
-          <w:i/>
+          <w:b w:val="0"/>
+          <w:i w:val="0"/>
+          <w:sz w:val="21"/>
+        </w:rPr>
+        <w:drawing>
+          <wp:inline>
+            <wp:extent cx="3352800" cy="2857500"/>
+            <wp:effectExtent b="0" l="0" r="0" t="0"/>
+            <wp:docPr descr="正负离子、负离子与负离子都接触" title="" id="16" name="Picture"/>
+            <a:graphic>
+              <a:graphicData uri="http://schemas.openxmlformats.org/drawingml/2006/picture">
+                <pic:pic>
+                  <pic:nvPicPr>
+                    <pic:cNvPr descr="media/12-3-ion-contact-in-crystal-radius-ratio.jpg" id="17" name="Picture"/>
+                    <pic:cNvPicPr>
+                      <a:picLocks noChangeArrowheads="1" noChangeAspect="1"/>
+                    </pic:cNvPicPr>
+                  </pic:nvPicPr>
+                  <pic:blipFill>
+                    <a:blip r:embed="rId15"/>
+                    <a:stretch>
+                      <a:fillRect/>
+                    </a:stretch>
+                  </pic:blipFill>
+                  <pic:spPr bwMode="auto">
+                    <a:xfrm>
+                      <a:off x="0" y="0"/>
+                      <a:ext cx="3352800" cy="2857500"/>
+                    </a:xfrm>
+                    <a:prstGeom prst="rect">
+                      <a:avLst/>
+                    </a:prstGeom>
+                    <a:noFill/>
+                    <a:ln w="9525">
+                      <a:noFill/>
+                      <a:headEnd/>
+                      <a:tailEnd/>
+                    </a:ln>
+                  </pic:spPr>
+                </pic:pic>
+              </a:graphicData>
+            </a:graphic>
+          </wp:inline>
+        </w:drawing>
+      </w:r>
+      <w:r>
+        <w:rPr>
+          <w:b w:val="0"/>
+          <w:i w:val="0"/>
+          <w:sz w:val="21"/>
+        </w:rPr>
+        <w:t xml:space="preserve"> </w:t>
+      </w:r>
+      <w:r>
+        <w:rPr>
+          <w:rFonts w:hint="eastAsia" w:eastAsia="FangSong" w:ascii="Times New Roman" w:hAnsi="Times New Roman"/>
+          <w:b w:val="0"/>
+          <w:i w:val="0"/>
           <w:iCs/>
+          <w:sz w:val="21"/>
         </w:rPr>
         <w:t xml:space="preserve">图</w:t>
       </w:r>
       <w:r>
         <w:rPr>
-          <w:i/>
+          <w:b w:val="0"/>
+          <w:i w:val="0"/>
           <w:iCs/>
-        </w:rPr>
-        <w:t xml:space="preserve"> </w:t>
-      </w:r>
-      <w:r>
-        <w:rPr>
-          <w:rFonts w:hint="eastAsia" w:eastAsia="SimSun" w:ascii="Times New Roman" w:hAnsi="Times New Roman"/>
-          <w:i/>
+          <w:sz w:val="21"/>
+        </w:rPr>
+        <w:t xml:space="preserve"> </w:t>
+      </w:r>
+      <w:r>
+        <w:rPr>
+          <w:rFonts w:hint="eastAsia" w:eastAsia="FangSong" w:ascii="Times New Roman" w:hAnsi="Times New Roman"/>
+          <w:b w:val="0"/>
+          <w:i w:val="0"/>
           <w:iCs/>
+          <w:sz w:val="21"/>
         </w:rPr>
         <w:t xml:space="preserve">晶体中正负离子接触情况——左：大多数情况下正负离子相互接触而负离子彼此隔开；右：负离子远大于正离子时，负离子与负离子也直接接触，此时负离子间距的一半即为负离子半径。x</w:t>
       </w:r>
       <w:r>
         <w:rPr>
-          <w:i/>
+          <w:b w:val="0"/>
+          <w:i w:val="0"/>
           <w:iCs/>
-        </w:rPr>
-        <w:t xml:space="preserve"> </w:t>
-      </w:r>
-      <w:r>
-        <w:rPr>
-          <w:rFonts w:hint="eastAsia" w:eastAsia="SimSun" w:ascii="Times New Roman" w:hAnsi="Times New Roman"/>
-          <w:i/>
+          <w:sz w:val="21"/>
+        </w:rPr>
+        <w:t xml:space="preserve"> </w:t>
+      </w:r>
+      <w:r>
+        <w:rPr>
+          <w:rFonts w:hint="eastAsia" w:eastAsia="FangSong" w:ascii="Times New Roman" w:hAnsi="Times New Roman"/>
+          <w:b w:val="0"/>
+          <w:i w:val="0"/>
           <w:iCs/>
+          <w:sz w:val="21"/>
         </w:rPr>
         <w:t xml:space="preserve">射线衍射实验测定的是正负离子核间距</w:t>
       </w:r>
       <w:r>
         <w:rPr>
-          <w:i/>
+          <w:b w:val="0"/>
+          <w:i w:val="0"/>
           <w:iCs/>
-        </w:rPr>
-        <w:t xml:space="preserve"> </w:t>
-      </w:r>
-      <w:r>
-        <w:rPr>
-          <w:rFonts w:hint="eastAsia" w:eastAsia="SimSun" w:ascii="Times New Roman" w:hAnsi="Times New Roman"/>
-          <w:i/>
+          <w:sz w:val="21"/>
+        </w:rPr>
+        <w:t xml:space="preserve"> </w:t>
+      </w:r>
+      <w:r>
+        <w:rPr>
+          <w:rFonts w:hint="eastAsia" w:eastAsia="FangSong" w:ascii="Times New Roman" w:hAnsi="Times New Roman"/>
+          <w:b w:val="0"/>
+          <w:i w:val="0"/>
           <w:iCs/>
+          <w:sz w:val="21"/>
         </w:rPr>
         <w:t xml:space="preserve">r₀（普化原理第4版</w:t>
       </w:r>
       <w:r>
         <w:rPr>
-          <w:i/>
+          <w:b w:val="0"/>
+          <w:i w:val="0"/>
           <w:iCs/>
-        </w:rPr>
-        <w:t xml:space="preserve"> </w:t>
-      </w:r>
-      <w:r>
-        <w:rPr>
-          <w:rFonts w:hint="eastAsia" w:eastAsia="SimSun" w:ascii="Times New Roman" w:hAnsi="Times New Roman"/>
-          <w:i/>
+          <w:sz w:val="21"/>
+        </w:rPr>
+        <w:t xml:space="preserve"> </w:t>
+      </w:r>
+      <w:r>
+        <w:rPr>
+          <w:rFonts w:hint="eastAsia" w:eastAsia="FangSong" w:ascii="Times New Roman" w:hAnsi="Times New Roman"/>
+          <w:b w:val="0"/>
+          <w:i w:val="0"/>
           <w:iCs/>
+          <w:sz w:val="21"/>
         </w:rPr>
         <w:t xml:space="preserve">图12.3）</w:t>
       </w:r>
@@ -2342,6 +2447,14 @@
         <w:t xml:space="preserve">例：</w:t>
       </w:r>
       <m:oMath>
+        <m:oMathPr>
+          <m:ctrlPr>
+            <w:rPr>
+              <w:sz w:val="28"/>
+              <w:szCs w:val="28"/>
+            </w:rPr>
+          </m:ctrlPr>
+        </m:oMathPr>
         <m:r>
           <m:rPr>
             <m:sty m:val="p"/>
@@ -2446,6 +2559,14 @@
         <w:t xml:space="preserve">；</w:t>
       </w:r>
       <m:oMath>
+        <m:oMathPr>
+          <m:ctrlPr>
+            <w:rPr>
+              <w:sz w:val="28"/>
+              <w:szCs w:val="28"/>
+            </w:rPr>
+          </m:ctrlPr>
+        </m:oMathPr>
         <m:sSup>
           <m:e>
             <m:r>
@@ -2564,6 +2685,14 @@
         <w:t xml:space="preserve">例：</w:t>
       </w:r>
       <m:oMath>
+        <m:oMathPr>
+          <m:ctrlPr>
+            <w:rPr>
+              <w:sz w:val="28"/>
+              <w:szCs w:val="28"/>
+            </w:rPr>
+          </m:ctrlPr>
+        </m:oMathPr>
         <m:r>
           <m:rPr>
             <m:sty m:val="p"/>
@@ -2742,6 +2871,14 @@
         <w:t xml:space="preserve">例：</w:t>
       </w:r>
       <m:oMath>
+        <m:oMathPr>
+          <m:ctrlPr>
+            <w:rPr>
+              <w:sz w:val="28"/>
+              <w:szCs w:val="28"/>
+            </w:rPr>
+          </m:ctrlPr>
+        </m:oMathPr>
         <m:r>
           <m:rPr>
             <m:sty m:val="p"/>
@@ -2956,6 +3093,14 @@
         <w:t xml:space="preserve">例：</w:t>
       </w:r>
       <m:oMath>
+        <m:oMathPr>
+          <m:ctrlPr>
+            <w:rPr>
+              <w:sz w:val="28"/>
+              <w:szCs w:val="28"/>
+            </w:rPr>
+          </m:ctrlPr>
+        </m:oMathPr>
         <m:r>
           <m:rPr>
             <m:sty m:val="p"/>
@@ -3030,6 +3175,14 @@
         <w:t xml:space="preserve">；</w:t>
       </w:r>
       <m:oMath>
+        <m:oMathPr>
+          <m:ctrlPr>
+            <w:rPr>
+              <w:sz w:val="28"/>
+              <w:szCs w:val="28"/>
+            </w:rPr>
+          </m:ctrlPr>
+        </m:oMathPr>
         <m:r>
           <m:rPr>
             <m:sty m:val="p"/>
@@ -3141,9 +3294,9 @@
         </w:pict>
       </w:r>
     </w:p>
-    <w:bookmarkEnd w:id="12"/>
-    <w:bookmarkEnd w:id="13"/>
-    <w:bookmarkStart w:id="18" w:name="二离子键"/>
+    <w:bookmarkEnd w:id="18"/>
+    <w:bookmarkEnd w:id="19"/>
+    <w:bookmarkStart w:id="27" w:name="二离子键"/>
     <w:p>
       <w:pPr>
         <w:pStyle w:val="Heading2"/>
@@ -3155,7 +3308,7 @@
         <w:t xml:space="preserve">二、离子键</w:t>
       </w:r>
     </w:p>
-    <w:bookmarkStart w:id="14" w:name="离子键的形成与本质"/>
+    <w:bookmarkStart w:id="20" w:name="离子键的形成与本质"/>
     <w:p>
       <w:pPr>
         <w:pStyle w:val="Heading3"/>
@@ -3202,6 +3355,12 @@
       <m:oMathPara>
         <m:oMathParaPr>
           <m:jc m:val="center"/>
+          <m:ctrlPr>
+            <w:rPr>
+              <w:sz w:val="28"/>
+              <w:szCs w:val="28"/>
+            </w:rPr>
+          </m:ctrlPr>
         </m:oMathParaPr>
         <m:oMath>
           <m:r>
@@ -3325,8 +3484,8 @@
         <w:t xml:space="preserve">等化合物的形成，建立了离子键理论。</w:t>
       </w:r>
     </w:p>
-    <w:bookmarkEnd w:id="14"/>
-    <w:bookmarkStart w:id="15" w:name="离子键的特点"/>
+    <w:bookmarkEnd w:id="20"/>
+    <w:bookmarkStart w:id="21" w:name="离子键的特点"/>
     <w:p>
       <w:pPr>
         <w:pStyle w:val="Heading3"/>
@@ -3362,7 +3521,7 @@
           <w:p>
             <w:pPr>
               <w:pStyle w:val="Compact"/>
-              <w:jc w:val="left"/>
+              <w:jc w:val="center"/>
             </w:pPr>
             <w:r>
               <w:rPr>
@@ -3378,7 +3537,7 @@
           <w:p>
             <w:pPr>
               <w:pStyle w:val="Compact"/>
-              <w:jc w:val="left"/>
+              <w:jc w:val="center"/>
             </w:pPr>
             <w:r>
               <w:rPr>
@@ -3394,7 +3553,7 @@
           <w:p>
             <w:pPr>
               <w:pStyle w:val="Compact"/>
-              <w:jc w:val="left"/>
+              <w:jc w:val="center"/>
             </w:pPr>
             <w:r>
               <w:rPr>
@@ -3412,7 +3571,7 @@
           <w:p>
             <w:pPr>
               <w:pStyle w:val="Compact"/>
-              <w:jc w:val="left"/>
+              <w:jc w:val="center"/>
             </w:pPr>
             <w:r>
               <w:rPr>
@@ -3429,7 +3588,7 @@
           <w:p>
             <w:pPr>
               <w:pStyle w:val="Compact"/>
-              <w:jc w:val="left"/>
+              <w:jc w:val="center"/>
             </w:pPr>
             <w:r>
               <w:rPr>
@@ -3444,7 +3603,7 @@
           <w:p>
             <w:pPr>
               <w:pStyle w:val="Compact"/>
-              <w:jc w:val="left"/>
+              <w:jc w:val="center"/>
             </w:pPr>
             <w:r>
               <w:rPr>
@@ -3461,7 +3620,7 @@
           <w:p>
             <w:pPr>
               <w:pStyle w:val="Compact"/>
-              <w:jc w:val="left"/>
+              <w:jc w:val="center"/>
             </w:pPr>
             <w:r>
               <w:rPr>
@@ -3478,7 +3637,7 @@
           <w:p>
             <w:pPr>
               <w:pStyle w:val="Compact"/>
-              <w:jc w:val="left"/>
+              <w:jc w:val="center"/>
             </w:pPr>
             <w:r>
               <w:rPr>
@@ -3493,7 +3652,7 @@
           <w:p>
             <w:pPr>
               <w:pStyle w:val="Compact"/>
-              <w:jc w:val="left"/>
+              <w:jc w:val="center"/>
             </w:pPr>
             <w:r>
               <w:rPr>
@@ -3510,7 +3669,7 @@
           <w:p>
             <w:pPr>
               <w:pStyle w:val="Compact"/>
-              <w:jc w:val="left"/>
+              <w:jc w:val="center"/>
             </w:pPr>
             <w:r>
               <w:rPr>
@@ -3527,7 +3686,7 @@
           <w:p>
             <w:pPr>
               <w:pStyle w:val="Compact"/>
-              <w:jc w:val="left"/>
+              <w:jc w:val="center"/>
             </w:pPr>
             <w:r>
               <w:rPr>
@@ -3542,7 +3701,7 @@
           <w:p>
             <w:pPr>
               <w:pStyle w:val="Compact"/>
-              <w:jc w:val="left"/>
+              <w:jc w:val="center"/>
             </w:pPr>
             <w:r>
               <w:rPr>
@@ -3558,12 +3717,6 @@
       <w:pPr>
         <w:pStyle w:val="BlockText"/>
       </w:pPr>
-      <w:r>
-        <w:t xml:space="preserve">⚠️</w:t>
-      </w:r>
-      <w:r>
-        <w:t xml:space="preserve"> </w:t>
-      </w:r>
       <w:r>
         <w:rPr>
           <w:rFonts w:hint="eastAsia" w:eastAsia="SimSun" w:ascii="Times New Roman" w:hAnsi="Times New Roman"/>
@@ -3813,7 +3966,7 @@
           <w:p>
             <w:pPr>
               <w:pStyle w:val="Compact"/>
-              <w:jc w:val="left"/>
+              <w:jc w:val="center"/>
             </w:pPr>
             <w:r>
               <w:rPr>
@@ -3879,7 +4032,7 @@
           <w:p>
             <w:pPr>
               <w:pStyle w:val="Compact"/>
-              <w:jc w:val="left"/>
+              <w:jc w:val="center"/>
             </w:pPr>
             <w:r>
               <w:rPr>
@@ -3897,7 +4050,7 @@
           <w:p>
             <w:pPr>
               <w:pStyle w:val="Compact"/>
-              <w:jc w:val="left"/>
+              <w:jc w:val="center"/>
             </w:pPr>
             <w:r>
               <w:rPr>
@@ -3942,7 +4095,7 @@
           <w:p>
             <w:pPr>
               <w:pStyle w:val="Compact"/>
-              <w:jc w:val="left"/>
+              <w:jc w:val="center"/>
             </w:pPr>
             <w:r>
               <w:rPr>
@@ -3959,7 +4112,7 @@
           <w:p>
             <w:pPr>
               <w:pStyle w:val="Compact"/>
-              <w:jc w:val="left"/>
+              <w:jc w:val="center"/>
             </w:pPr>
             <w:r>
               <w:rPr>
@@ -4004,7 +4157,7 @@
           <w:p>
             <w:pPr>
               <w:pStyle w:val="Compact"/>
-              <w:jc w:val="left"/>
+              <w:jc w:val="center"/>
             </w:pPr>
             <w:r>
               <w:rPr>
@@ -4021,7 +4174,7 @@
           <w:p>
             <w:pPr>
               <w:pStyle w:val="Compact"/>
-              <w:jc w:val="left"/>
+              <w:jc w:val="center"/>
             </w:pPr>
             <w:r>
               <w:rPr>
@@ -4066,7 +4219,7 @@
           <w:p>
             <w:pPr>
               <w:pStyle w:val="Compact"/>
-              <w:jc w:val="left"/>
+              <w:jc w:val="center"/>
             </w:pPr>
             <w:r>
               <w:rPr>
@@ -4083,7 +4236,7 @@
           <w:p>
             <w:pPr>
               <w:pStyle w:val="Compact"/>
-              <w:jc w:val="left"/>
+              <w:jc w:val="center"/>
             </w:pPr>
             <w:r>
               <w:rPr>
@@ -4128,7 +4281,7 @@
           <w:p>
             <w:pPr>
               <w:pStyle w:val="Compact"/>
-              <w:jc w:val="left"/>
+              <w:jc w:val="center"/>
             </w:pPr>
             <w:r>
               <w:rPr>
@@ -4140,8 +4293,8 @@
         </w:tc>
       </w:tr>
     </w:tbl>
-    <w:bookmarkEnd w:id="15"/>
-    <w:bookmarkStart w:id="17" w:name="离子键的强度晶格能"/>
+    <w:bookmarkEnd w:id="21"/>
+    <w:bookmarkStart w:id="26" w:name="离子键的强度晶格能"/>
     <w:p>
       <w:pPr>
         <w:pStyle w:val="Heading3"/>
@@ -4214,6 +4367,12 @@
       <m:oMathPara>
         <m:oMathParaPr>
           <m:jc m:val="center"/>
+          <m:ctrlPr>
+            <w:rPr>
+              <w:sz w:val="28"/>
+              <w:szCs w:val="28"/>
+            </w:rPr>
+          </m:ctrlPr>
         </m:oMathParaPr>
         <m:oMath>
           <m:r>
@@ -4363,7 +4522,7 @@
           <w:p>
             <w:pPr>
               <w:pStyle w:val="Compact"/>
-              <w:jc w:val="left"/>
+              <w:jc w:val="center"/>
             </w:pPr>
             <w:r>
               <w:rPr>
@@ -4444,7 +4603,7 @@
           <w:p>
             <w:pPr>
               <w:pStyle w:val="Compact"/>
-              <w:jc w:val="left"/>
+              <w:jc w:val="center"/>
             </w:pPr>
             <w:r>
               <w:rPr>
@@ -4462,7 +4621,7 @@
           <w:p>
             <w:pPr>
               <w:pStyle w:val="Compact"/>
-              <w:jc w:val="left"/>
+              <w:jc w:val="center"/>
             </w:pPr>
             <w:r>
               <w:rPr>
@@ -4507,7 +4666,7 @@
           <w:p>
             <w:pPr>
               <w:pStyle w:val="Compact"/>
-              <w:jc w:val="left"/>
+              <w:jc w:val="center"/>
             </w:pPr>
             <w:r>
               <w:rPr>
@@ -4524,7 +4683,7 @@
           <w:p>
             <w:pPr>
               <w:pStyle w:val="Compact"/>
-              <w:jc w:val="left"/>
+              <w:jc w:val="center"/>
             </w:pPr>
             <w:r>
               <w:rPr>
@@ -4569,7 +4728,7 @@
           <w:p>
             <w:pPr>
               <w:pStyle w:val="Compact"/>
-              <w:jc w:val="left"/>
+              <w:jc w:val="center"/>
             </w:pPr>
             <w:r>
               <w:rPr>
@@ -4586,7 +4745,7 @@
           <w:p>
             <w:pPr>
               <w:pStyle w:val="Compact"/>
-              <w:jc w:val="left"/>
+              <w:jc w:val="center"/>
             </w:pPr>
             <w:r>
               <w:rPr>
@@ -4631,7 +4790,7 @@
           <w:p>
             <w:pPr>
               <w:pStyle w:val="Compact"/>
-              <w:jc w:val="left"/>
+              <w:jc w:val="center"/>
             </w:pPr>
             <w:r>
               <w:rPr>
@@ -4681,6 +4840,14 @@
         <w:t xml:space="preserve">~231pm），但离子电荷高（</w:t>
       </w:r>
       <m:oMath>
+        <m:oMathPr>
+          <m:ctrlPr>
+            <w:rPr>
+              <w:sz w:val="28"/>
+              <w:szCs w:val="28"/>
+            </w:rPr>
+          </m:ctrlPr>
+        </m:oMathPr>
         <m:r>
           <m:rPr>
             <m:sty m:val="p"/>
@@ -4833,7 +5000,7 @@
         <w:t xml:space="preserve">，这是竞赛中比较离子化合物熔沸点的核心判断依据。</w:t>
       </w:r>
     </w:p>
-    <w:bookmarkStart w:id="16" w:name="born-haber循环"/>
+    <w:bookmarkStart w:id="25" w:name="born-haber循环"/>
     <w:p>
       <w:pPr>
         <w:pStyle w:val="Heading4"/>
@@ -4876,156 +5043,241 @@
     <w:p>
       <w:pPr>
         <w:pStyle w:val="BodyText"/>
+        <w:jc w:val="center"/>
       </w:pPr>
       <w:r>
         <w:rPr>
-          <w:rFonts w:hint="eastAsia" w:eastAsia="SimSun" w:ascii="Times New Roman" w:hAnsi="Times New Roman"/>
-        </w:rPr>
-        <w:t xml:space="preserve">!Born-Haber循环计算晶格能示意图</w:t>
-      </w:r>
-      <w:r>
-        <w:t xml:space="preserve"> </w:t>
-      </w:r>
-      <w:r>
-        <w:rPr>
-          <w:rFonts w:hint="eastAsia" w:eastAsia="SimSun" w:ascii="Times New Roman" w:hAnsi="Times New Roman"/>
-          <w:i/>
+          <w:b w:val="0"/>
+          <w:i w:val="0"/>
+          <w:sz w:val="21"/>
+        </w:rPr>
+        <w:drawing>
+          <wp:inline>
+            <wp:extent cx="5334000" cy="4998720"/>
+            <wp:effectExtent b="0" l="0" r="0" t="0"/>
+            <wp:docPr descr="Born-Haber循环计算晶格能示意图" title="" id="23" name="Picture"/>
+            <a:graphic>
+              <a:graphicData uri="http://schemas.openxmlformats.org/drawingml/2006/picture">
+                <pic:pic>
+                  <pic:nvPicPr>
+                    <pic:cNvPr descr="media/12-2-born-haber-cycle-nacl.jpg" id="24" name="Picture"/>
+                    <pic:cNvPicPr>
+                      <a:picLocks noChangeArrowheads="1" noChangeAspect="1"/>
+                    </pic:cNvPicPr>
+                  </pic:nvPicPr>
+                  <pic:blipFill>
+                    <a:blip r:embed="rId22"/>
+                    <a:stretch>
+                      <a:fillRect/>
+                    </a:stretch>
+                  </pic:blipFill>
+                  <pic:spPr bwMode="auto">
+                    <a:xfrm>
+                      <a:off x="0" y="0"/>
+                      <a:ext cx="5334000" cy="4998720"/>
+                    </a:xfrm>
+                    <a:prstGeom prst="rect">
+                      <a:avLst/>
+                    </a:prstGeom>
+                    <a:noFill/>
+                    <a:ln w="9525">
+                      <a:noFill/>
+                      <a:headEnd/>
+                      <a:tailEnd/>
+                    </a:ln>
+                  </pic:spPr>
+                </pic:pic>
+              </a:graphicData>
+            </a:graphic>
+          </wp:inline>
+        </w:drawing>
+      </w:r>
+      <w:r>
+        <w:rPr>
+          <w:b w:val="0"/>
+          <w:i w:val="0"/>
+          <w:sz w:val="21"/>
+        </w:rPr>
+        <w:t xml:space="preserve"> </w:t>
+      </w:r>
+      <w:r>
+        <w:rPr>
+          <w:rFonts w:hint="eastAsia" w:eastAsia="FangSong" w:ascii="Times New Roman" w:hAnsi="Times New Roman"/>
+          <w:b w:val="0"/>
+          <w:i w:val="0"/>
           <w:iCs/>
+          <w:sz w:val="21"/>
         </w:rPr>
         <w:t xml:space="preserve">图</w:t>
       </w:r>
       <w:r>
         <w:rPr>
-          <w:i/>
+          <w:b w:val="0"/>
+          <w:i w:val="0"/>
           <w:iCs/>
+          <w:sz w:val="21"/>
         </w:rPr>
         <w:t xml:space="preserve"> Born-Haber </w:t>
       </w:r>
       <w:r>
         <w:rPr>
-          <w:rFonts w:hint="eastAsia" w:eastAsia="SimSun" w:ascii="Times New Roman" w:hAnsi="Times New Roman"/>
-          <w:i/>
+          <w:rFonts w:hint="eastAsia" w:eastAsia="FangSong" w:ascii="Times New Roman" w:hAnsi="Times New Roman"/>
+          <w:b w:val="0"/>
+          <w:i w:val="0"/>
           <w:iCs/>
+          <w:sz w:val="21"/>
         </w:rPr>
         <w:t xml:space="preserve">循环示意图（以</w:t>
       </w:r>
       <w:r>
         <w:rPr>
-          <w:i/>
+          <w:b w:val="0"/>
+          <w:i w:val="0"/>
           <w:iCs/>
+          <w:sz w:val="21"/>
         </w:rPr>
         <w:t xml:space="preserve"> NaCl </w:t>
       </w:r>
       <w:r>
         <w:rPr>
-          <w:rFonts w:hint="eastAsia" w:eastAsia="SimSun" w:ascii="Times New Roman" w:hAnsi="Times New Roman"/>
-          <w:i/>
+          <w:rFonts w:hint="eastAsia" w:eastAsia="FangSong" w:ascii="Times New Roman" w:hAnsi="Times New Roman"/>
+          <w:b w:val="0"/>
+          <w:i w:val="0"/>
           <w:iCs/>
+          <w:sz w:val="21"/>
         </w:rPr>
         <w:t xml:space="preserve">为例）—</w:t>
       </w:r>
       <w:r>
         <w:rPr>
-          <w:i/>
+          <w:b w:val="0"/>
+          <w:i w:val="0"/>
           <w:iCs/>
-        </w:rPr>
-        <w:t xml:space="preserve"> </w:t>
-      </w:r>
-      <w:r>
-        <w:rPr>
-          <w:rFonts w:hint="eastAsia" w:eastAsia="SimSun" w:ascii="Times New Roman" w:hAnsi="Times New Roman"/>
-          <w:i/>
+          <w:sz w:val="21"/>
+        </w:rPr>
+        <w:t xml:space="preserve"> </w:t>
+      </w:r>
+      <w:r>
+        <w:rPr>
+          <w:rFonts w:hint="eastAsia" w:eastAsia="FangSong" w:ascii="Times New Roman" w:hAnsi="Times New Roman"/>
+          <w:b w:val="0"/>
+          <w:i w:val="0"/>
           <w:iCs/>
+          <w:sz w:val="21"/>
         </w:rPr>
         <w:t xml:space="preserve">从</w:t>
       </w:r>
       <w:r>
         <w:rPr>
-          <w:i/>
+          <w:b w:val="0"/>
+          <w:i w:val="0"/>
           <w:iCs/>
+          <w:sz w:val="21"/>
         </w:rPr>
         <w:t xml:space="preserve"> Na(s) </w:t>
       </w:r>
       <w:r>
         <w:rPr>
-          <w:rFonts w:hint="eastAsia" w:eastAsia="SimSun" w:ascii="Times New Roman" w:hAnsi="Times New Roman"/>
-          <w:i/>
+          <w:rFonts w:hint="eastAsia" w:eastAsia="FangSong" w:ascii="Times New Roman" w:hAnsi="Times New Roman"/>
+          <w:b w:val="0"/>
+          <w:i w:val="0"/>
           <w:iCs/>
+          <w:sz w:val="21"/>
         </w:rPr>
         <w:t xml:space="preserve">和</w:t>
       </w:r>
       <w:r>
         <w:rPr>
-          <w:i/>
+          <w:b w:val="0"/>
+          <w:i w:val="0"/>
           <w:iCs/>
+          <w:sz w:val="21"/>
         </w:rPr>
         <w:t xml:space="preserve"> ½Cl₂(g) </w:t>
       </w:r>
       <w:r>
         <w:rPr>
-          <w:rFonts w:hint="eastAsia" w:eastAsia="SimSun" w:ascii="Times New Roman" w:hAnsi="Times New Roman"/>
-          <w:i/>
+          <w:rFonts w:hint="eastAsia" w:eastAsia="FangSong" w:ascii="Times New Roman" w:hAnsi="Times New Roman"/>
+          <w:b w:val="0"/>
+          <w:i w:val="0"/>
           <w:iCs/>
+          <w:sz w:val="21"/>
         </w:rPr>
         <w:t xml:space="preserve">出发，经过升华/离解→电离/电子亲和→晶格结合，最终回到</w:t>
       </w:r>
       <w:r>
         <w:rPr>
-          <w:i/>
+          <w:b w:val="0"/>
+          <w:i w:val="0"/>
           <w:iCs/>
+          <w:sz w:val="21"/>
         </w:rPr>
         <w:t xml:space="preserve"> NaCl(s) </w:t>
       </w:r>
       <w:r>
         <w:rPr>
-          <w:rFonts w:hint="eastAsia" w:eastAsia="SimSun" w:ascii="Times New Roman" w:hAnsi="Times New Roman"/>
-          <w:i/>
+          <w:rFonts w:hint="eastAsia" w:eastAsia="FangSong" w:ascii="Times New Roman" w:hAnsi="Times New Roman"/>
+          <w:b w:val="0"/>
+          <w:i w:val="0"/>
           <w:iCs/>
+          <w:sz w:val="21"/>
         </w:rPr>
         <w:t xml:space="preserve">的生成焓。五步能量变化的代数和等于生成焓</w:t>
       </w:r>
       <w:r>
         <w:rPr>
-          <w:i/>
+          <w:b w:val="0"/>
+          <w:i w:val="0"/>
           <w:iCs/>
-        </w:rPr>
-        <w:t xml:space="preserve"> </w:t>
-      </w:r>
-      <w:r>
-        <w:rPr>
-          <w:rFonts w:hint="eastAsia" w:eastAsia="SimSun" w:ascii="Times New Roman" w:hAnsi="Times New Roman"/>
-          <w:i/>
+          <w:sz w:val="21"/>
+        </w:rPr>
+        <w:t xml:space="preserve"> </w:t>
+      </w:r>
+      <w:r>
+        <w:rPr>
+          <w:rFonts w:hint="eastAsia" w:eastAsia="FangSong" w:ascii="Times New Roman" w:hAnsi="Times New Roman"/>
+          <w:b w:val="0"/>
+          <w:i w:val="0"/>
           <w:iCs/>
+          <w:sz w:val="21"/>
         </w:rPr>
         <w:t xml:space="preserve">ΔH_f，由此可间接求算晶格能</w:t>
       </w:r>
       <w:r>
         <w:rPr>
-          <w:i/>
+          <w:b w:val="0"/>
+          <w:i w:val="0"/>
           <w:iCs/>
-        </w:rPr>
-        <w:t xml:space="preserve"> </w:t>
-      </w:r>
-      <w:r>
-        <w:rPr>
-          <w:rFonts w:hint="eastAsia" w:eastAsia="SimSun" w:ascii="Times New Roman" w:hAnsi="Times New Roman"/>
-          <w:i/>
+          <w:sz w:val="21"/>
+        </w:rPr>
+        <w:t xml:space="preserve"> </w:t>
+      </w:r>
+      <w:r>
+        <w:rPr>
+          <w:rFonts w:hint="eastAsia" w:eastAsia="FangSong" w:ascii="Times New Roman" w:hAnsi="Times New Roman"/>
+          <w:b w:val="0"/>
+          <w:i w:val="0"/>
           <w:iCs/>
+          <w:sz w:val="21"/>
         </w:rPr>
         <w:t xml:space="preserve">U（普化原理第4版</w:t>
       </w:r>
       <w:r>
         <w:rPr>
-          <w:i/>
+          <w:b w:val="0"/>
+          <w:i w:val="0"/>
           <w:iCs/>
-        </w:rPr>
-        <w:t xml:space="preserve"> </w:t>
-      </w:r>
-      <w:r>
-        <w:rPr>
-          <w:rFonts w:hint="eastAsia" w:eastAsia="SimSun" w:ascii="Times New Roman" w:hAnsi="Times New Roman"/>
-          <w:i/>
+          <w:sz w:val="21"/>
+        </w:rPr>
+        <w:t xml:space="preserve"> </w:t>
+      </w:r>
+      <w:r>
+        <w:rPr>
+          <w:rFonts w:hint="eastAsia" w:eastAsia="FangSong" w:ascii="Times New Roman" w:hAnsi="Times New Roman"/>
+          <w:b w:val="0"/>
+          <w:i w:val="0"/>
           <w:iCs/>
+          <w:sz w:val="21"/>
         </w:rPr>
         <w:t xml:space="preserve">图12.2）</w:t>
       </w:r>
@@ -5057,6 +5309,12 @@
       <m:oMathPara>
         <m:oMathParaPr>
           <m:jc m:val="center"/>
+          <m:ctrlPr>
+            <w:rPr>
+              <w:sz w:val="28"/>
+              <w:szCs w:val="28"/>
+            </w:rPr>
+          </m:ctrlPr>
         </m:oMathParaPr>
         <m:oMath>
           <m:eqArr>
@@ -5399,7 +5657,7 @@
           <w:p>
             <w:pPr>
               <w:pStyle w:val="Compact"/>
-              <w:jc w:val="left"/>
+              <w:jc w:val="center"/>
             </w:pPr>
             <w:r>
               <w:rPr>
@@ -5415,7 +5673,7 @@
           <w:p>
             <w:pPr>
               <w:pStyle w:val="Compact"/>
-              <w:jc w:val="left"/>
+              <w:jc w:val="center"/>
             </w:pPr>
             <w:r>
               <w:rPr>
@@ -5463,7 +5721,7 @@
           <w:p>
             <w:pPr>
               <w:pStyle w:val="Compact"/>
-              <w:jc w:val="left"/>
+              <w:jc w:val="center"/>
             </w:pPr>
             <m:oMath>
               <m:r>
@@ -5492,7 +5750,7 @@
           <w:p>
             <w:pPr>
               <w:pStyle w:val="Compact"/>
-              <w:jc w:val="left"/>
+              <w:jc w:val="center"/>
             </w:pPr>
             <w:r>
               <w:rPr>
@@ -5536,7 +5794,7 @@
           <w:p>
             <w:pPr>
               <w:pStyle w:val="Compact"/>
-              <w:jc w:val="left"/>
+              <w:jc w:val="center"/>
             </w:pPr>
             <m:oMath>
               <m:r>
@@ -5565,7 +5823,7 @@
           <w:p>
             <w:pPr>
               <w:pStyle w:val="Compact"/>
-              <w:jc w:val="left"/>
+              <w:jc w:val="center"/>
             </w:pPr>
             <w:r>
               <w:rPr>
@@ -5603,7 +5861,7 @@
           <w:p>
             <w:pPr>
               <w:pStyle w:val="Compact"/>
-              <w:jc w:val="left"/>
+              <w:jc w:val="center"/>
             </w:pPr>
             <m:oMath>
               <m:r>
@@ -5632,7 +5890,7 @@
           <w:p>
             <w:pPr>
               <w:pStyle w:val="Compact"/>
-              <w:jc w:val="left"/>
+              <w:jc w:val="center"/>
             </w:pPr>
             <w:r>
               <w:rPr>
@@ -5670,7 +5928,7 @@
           <w:p>
             <w:pPr>
               <w:pStyle w:val="Compact"/>
-              <w:jc w:val="left"/>
+              <w:jc w:val="center"/>
             </w:pPr>
             <m:oMath>
               <m:r>
@@ -5699,7 +5957,7 @@
           <w:p>
             <w:pPr>
               <w:pStyle w:val="Compact"/>
-              <w:jc w:val="left"/>
+              <w:jc w:val="center"/>
             </w:pPr>
             <w:r>
               <w:rPr>
@@ -5737,7 +5995,7 @@
           <w:p>
             <w:pPr>
               <w:pStyle w:val="Compact"/>
-              <w:jc w:val="left"/>
+              <w:jc w:val="center"/>
             </w:pPr>
             <m:oMath>
               <m:r>
@@ -5766,7 +6024,7 @@
           <w:p>
             <w:pPr>
               <w:pStyle w:val="Compact"/>
-              <w:jc w:val="left"/>
+              <w:jc w:val="center"/>
             </w:pPr>
             <w:r>
               <w:rPr>
@@ -5804,7 +6062,7 @@
           <w:p>
             <w:pPr>
               <w:pStyle w:val="Compact"/>
-              <w:jc w:val="left"/>
+              <w:jc w:val="center"/>
             </w:pPr>
             <m:oMath>
               <m:r>
@@ -5818,7 +6076,7 @@
           <w:p>
             <w:pPr>
               <w:pStyle w:val="Compact"/>
-              <w:jc w:val="left"/>
+              <w:jc w:val="center"/>
             </w:pPr>
             <w:r>
               <w:rPr>
@@ -5860,6 +6118,12 @@
       <m:oMathPara>
         <m:oMathParaPr>
           <m:jc m:val="center"/>
+          <m:ctrlPr>
+            <w:rPr>
+              <w:sz w:val="28"/>
+              <w:szCs w:val="28"/>
+            </w:rPr>
+          </m:ctrlPr>
         </m:oMathParaPr>
         <m:oMath>
           <m:r>
@@ -6068,12 +6332,6 @@
         <w:pStyle w:val="BlockText"/>
       </w:pPr>
       <w:r>
-        <w:t xml:space="preserve">💡</w:t>
-      </w:r>
-      <w:r>
-        <w:t xml:space="preserve"> </w:t>
-      </w:r>
-      <w:r>
         <w:rPr>
           <w:rFonts w:hint="eastAsia" w:eastAsia="SimSun" w:ascii="Times New Roman" w:hAnsi="Times New Roman"/>
           <w:b/>
@@ -6109,10 +6367,10 @@
         </w:pict>
       </w:r>
     </w:p>
-    <w:bookmarkEnd w:id="16"/>
-    <w:bookmarkEnd w:id="17"/>
-    <w:bookmarkEnd w:id="18"/>
-    <w:bookmarkStart w:id="25" w:name="三离子极化"/>
+    <w:bookmarkEnd w:id="25"/>
+    <w:bookmarkEnd w:id="26"/>
+    <w:bookmarkEnd w:id="27"/>
+    <w:bookmarkStart w:id="40" w:name="三离子极化"/>
     <w:p>
       <w:pPr>
         <w:pStyle w:val="Heading2"/>
@@ -6124,7 +6382,7 @@
         <w:t xml:space="preserve">三、离子极化</w:t>
       </w:r>
     </w:p>
-    <w:bookmarkStart w:id="19" w:name="基本概念"/>
+    <w:bookmarkStart w:id="34" w:name="基本概念"/>
     <w:p>
       <w:pPr>
         <w:pStyle w:val="Heading3"/>
@@ -6246,66 +6504,169 @@
     <w:p>
       <w:pPr>
         <w:pStyle w:val="FirstParagraph"/>
+        <w:jc w:val="center"/>
       </w:pPr>
       <w:r>
         <w:rPr>
-          <w:rFonts w:hint="eastAsia" w:eastAsia="SimSun" w:ascii="Times New Roman" w:hAnsi="Times New Roman"/>
-        </w:rPr>
-        <w:t xml:space="preserve">!理想离子键（无极化）</w:t>
-      </w:r>
-      <w:r>
+          <w:b w:val="0"/>
+          <w:i w:val="0"/>
+          <w:sz w:val="21"/>
+        </w:rPr>
+        <w:drawing>
+          <wp:inline>
+            <wp:extent cx="1409700" cy="812800"/>
+            <wp:effectExtent b="0" l="0" r="0" t="0"/>
+            <wp:docPr descr="理想离子键（无极化）" title="" id="29" name="Picture"/>
+            <a:graphic>
+              <a:graphicData uri="http://schemas.openxmlformats.org/drawingml/2006/picture">
+                <pic:pic>
+                  <pic:nvPicPr>
+                    <pic:cNvPr descr="media/13-17b-ion-polarization-strong-polarized-covalent.jpg" id="30" name="Picture"/>
+                    <pic:cNvPicPr>
+                      <a:picLocks noChangeArrowheads="1" noChangeAspect="1"/>
+                    </pic:cNvPicPr>
+                  </pic:nvPicPr>
+                  <pic:blipFill>
+                    <a:blip r:embed="rId28"/>
+                    <a:stretch>
+                      <a:fillRect/>
+                    </a:stretch>
+                  </pic:blipFill>
+                  <pic:spPr bwMode="auto">
+                    <a:xfrm>
+                      <a:off x="0" y="0"/>
+                      <a:ext cx="1409700" cy="812800"/>
+                    </a:xfrm>
+                    <a:prstGeom prst="rect">
+                      <a:avLst/>
+                    </a:prstGeom>
+                    <a:noFill/>
+                    <a:ln w="9525">
+                      <a:noFill/>
+                      <a:headEnd/>
+                      <a:tailEnd/>
+                    </a:ln>
+                  </pic:spPr>
+                </pic:pic>
+              </a:graphicData>
+            </a:graphic>
+          </wp:inline>
+        </w:drawing>
+      </w:r>
+      <w:r>
+        <w:rPr>
+          <w:b w:val="0"/>
+          <w:i w:val="0"/>
+          <w:sz w:val="21"/>
+        </w:rPr>
         <w:t xml:space="preserve">　</w:t>
       </w:r>
       <w:r>
         <w:rPr>
-          <w:rFonts w:hint="eastAsia" w:eastAsia="SimSun" w:ascii="Times New Roman" w:hAnsi="Times New Roman"/>
-        </w:rPr>
-        <w:t xml:space="preserve">!基本上是共价键（强烈极化）</w:t>
-      </w:r>
-      <w:r>
-        <w:t xml:space="preserve"> </w:t>
-      </w:r>
-      <w:r>
-        <w:rPr>
-          <w:rFonts w:hint="eastAsia" w:eastAsia="SimSun" w:ascii="Times New Roman" w:hAnsi="Times New Roman"/>
-          <w:i/>
+          <w:b w:val="0"/>
+          <w:i w:val="0"/>
+          <w:sz w:val="21"/>
+        </w:rPr>
+        <w:drawing>
+          <wp:inline>
+            <wp:extent cx="1231900" cy="812800"/>
+            <wp:effectExtent b="0" l="0" r="0" t="0"/>
+            <wp:docPr descr="基本上是共价键（强烈极化）" title="" id="32" name="Picture"/>
+            <a:graphic>
+              <a:graphicData uri="http://schemas.openxmlformats.org/drawingml/2006/picture">
+                <pic:pic>
+                  <pic:nvPicPr>
+                    <pic:cNvPr descr="media/13-17-ion-polarization-ideal-vs-polarized.jpg" id="33" name="Picture"/>
+                    <pic:cNvPicPr>
+                      <a:picLocks noChangeArrowheads="1" noChangeAspect="1"/>
+                    </pic:cNvPicPr>
+                  </pic:nvPicPr>
+                  <pic:blipFill>
+                    <a:blip r:embed="rId31"/>
+                    <a:stretch>
+                      <a:fillRect/>
+                    </a:stretch>
+                  </pic:blipFill>
+                  <pic:spPr bwMode="auto">
+                    <a:xfrm>
+                      <a:off x="0" y="0"/>
+                      <a:ext cx="1231900" cy="812800"/>
+                    </a:xfrm>
+                    <a:prstGeom prst="rect">
+                      <a:avLst/>
+                    </a:prstGeom>
+                    <a:noFill/>
+                    <a:ln w="9525">
+                      <a:noFill/>
+                      <a:headEnd/>
+                      <a:tailEnd/>
+                    </a:ln>
+                  </pic:spPr>
+                </pic:pic>
+              </a:graphicData>
+            </a:graphic>
+          </wp:inline>
+        </w:drawing>
+      </w:r>
+      <w:r>
+        <w:rPr>
+          <w:b w:val="0"/>
+          <w:i w:val="0"/>
+          <w:sz w:val="21"/>
+        </w:rPr>
+        <w:t xml:space="preserve"> </w:t>
+      </w:r>
+      <w:r>
+        <w:rPr>
+          <w:rFonts w:hint="eastAsia" w:eastAsia="FangSong" w:ascii="Times New Roman" w:hAnsi="Times New Roman"/>
+          <w:b w:val="0"/>
+          <w:i w:val="0"/>
           <w:iCs/>
+          <w:sz w:val="21"/>
         </w:rPr>
         <w:t xml:space="preserve">图</w:t>
       </w:r>
       <w:r>
         <w:rPr>
-          <w:i/>
+          <w:b w:val="0"/>
+          <w:i w:val="0"/>
           <w:iCs/>
-        </w:rPr>
-        <w:t xml:space="preserve"> </w:t>
-      </w:r>
-      <w:r>
-        <w:rPr>
-          <w:rFonts w:hint="eastAsia" w:eastAsia="SimSun" w:ascii="Times New Roman" w:hAnsi="Times New Roman"/>
-          <w:i/>
+          <w:sz w:val="21"/>
+        </w:rPr>
+        <w:t xml:space="preserve"> </w:t>
+      </w:r>
+      <w:r>
+        <w:rPr>
+          <w:rFonts w:hint="eastAsia" w:eastAsia="FangSong" w:ascii="Times New Roman" w:hAnsi="Times New Roman"/>
+          <w:b w:val="0"/>
+          <w:i w:val="0"/>
           <w:iCs/>
+          <w:sz w:val="21"/>
         </w:rPr>
         <w:t xml:space="preserve">离子极化示意图——左：理想离子键（正负离子各自保持球形对称，电子云无重叠，纯静电作用）；右：强烈极化后的情况（电子云发生畸变，正负离子间电子云密度增大，键已接近共价键）。极化程度由正离子的极化能力和负离子的变形性共同决定（普化原理第4版</w:t>
       </w:r>
       <w:r>
         <w:rPr>
-          <w:i/>
+          <w:b w:val="0"/>
+          <w:i w:val="0"/>
           <w:iCs/>
-        </w:rPr>
-        <w:t xml:space="preserve"> </w:t>
-      </w:r>
-      <w:r>
-        <w:rPr>
-          <w:rFonts w:hint="eastAsia" w:eastAsia="SimSun" w:ascii="Times New Roman" w:hAnsi="Times New Roman"/>
-          <w:i/>
+          <w:sz w:val="21"/>
+        </w:rPr>
+        <w:t xml:space="preserve"> </w:t>
+      </w:r>
+      <w:r>
+        <w:rPr>
+          <w:rFonts w:hint="eastAsia" w:eastAsia="FangSong" w:ascii="Times New Roman" w:hAnsi="Times New Roman"/>
+          <w:b w:val="0"/>
+          <w:i w:val="0"/>
           <w:iCs/>
+          <w:sz w:val="21"/>
         </w:rPr>
         <w:t xml:space="preserve">图13.17）</w:t>
       </w:r>
     </w:p>
-    <w:bookmarkEnd w:id="19"/>
-    <w:bookmarkStart w:id="20" w:name="极化作用的规律"/>
+    <w:bookmarkEnd w:id="34"/>
+    <w:bookmarkStart w:id="35" w:name="极化作用的规律"/>
     <w:p>
       <w:pPr>
         <w:pStyle w:val="Heading3"/>
@@ -6377,6 +6738,14 @@
         </w:numPr>
       </w:pPr>
       <m:oMath>
+        <m:oMathPr>
+          <m:ctrlPr>
+            <w:rPr>
+              <w:sz w:val="28"/>
+              <w:szCs w:val="28"/>
+            </w:rPr>
+          </m:ctrlPr>
+        </m:oMathPr>
         <m:r>
           <m:rPr>
             <m:sty m:val="p"/>
@@ -6445,6 +6814,14 @@
         <w:t xml:space="preserve">；</w:t>
       </w:r>
       <m:oMath>
+        <m:oMathPr>
+          <m:ctrlPr>
+            <w:rPr>
+              <w:sz w:val="28"/>
+              <w:szCs w:val="28"/>
+            </w:rPr>
+          </m:ctrlPr>
+        </m:oMathPr>
         <m:r>
           <m:rPr>
             <m:sty m:val="p"/>
@@ -6646,6 +7023,14 @@
         </w:numPr>
       </w:pPr>
       <m:oMath>
+        <m:oMathPr>
+          <m:ctrlPr>
+            <w:rPr>
+              <w:sz w:val="28"/>
+              <w:szCs w:val="28"/>
+            </w:rPr>
+          </m:ctrlPr>
+        </m:oMathPr>
         <m:sSup>
           <m:e>
             <m:r>
@@ -6830,8 +7215,8 @@
         <w:t xml:space="preserve">电子构型</w:t>
       </w:r>
     </w:p>
-    <w:bookmarkEnd w:id="20"/>
-    <w:bookmarkStart w:id="24" w:name="离子极化对化合物性质的影响"/>
+    <w:bookmarkEnd w:id="35"/>
+    <w:bookmarkStart w:id="39" w:name="离子极化对化合物性质的影响"/>
     <w:p>
       <w:pPr>
         <w:pStyle w:val="Heading3"/>
@@ -6868,7 +7253,7 @@
         <w:t xml:space="preserve">。</w:t>
       </w:r>
     </w:p>
-    <w:bookmarkStart w:id="21" w:name="溶解度"/>
+    <w:bookmarkStart w:id="36" w:name="溶解度"/>
     <w:p>
       <w:pPr>
         <w:pStyle w:val="Heading4"/>
@@ -6902,6 +7287,14 @@
         <w:t xml:space="preserve">：</w:t>
       </w:r>
       <m:oMath>
+        <m:oMathPr>
+          <m:ctrlPr>
+            <w:rPr>
+              <w:sz w:val="28"/>
+              <w:szCs w:val="28"/>
+            </w:rPr>
+          </m:ctrlPr>
+        </m:oMathPr>
         <m:r>
           <m:rPr>
             <m:sty m:val="p"/>
@@ -7192,7 +7585,7 @@
           <w:p>
             <w:pPr>
               <w:pStyle w:val="Compact"/>
-              <w:jc w:val="left"/>
+              <w:jc w:val="center"/>
             </w:pPr>
             <w:r>
               <w:rPr>
@@ -7254,7 +7647,7 @@
           <w:p>
             <w:pPr>
               <w:pStyle w:val="Compact"/>
-              <w:jc w:val="left"/>
+              <w:jc w:val="center"/>
             </w:pPr>
             <w:r>
               <w:rPr>
@@ -7272,7 +7665,7 @@
           <w:p>
             <w:pPr>
               <w:pStyle w:val="Compact"/>
-              <w:jc w:val="left"/>
+              <w:jc w:val="center"/>
             </w:pPr>
             <w:r>
               <w:rPr>
@@ -7317,7 +7710,7 @@
           <w:p>
             <w:pPr>
               <w:pStyle w:val="Compact"/>
-              <w:jc w:val="left"/>
+              <w:jc w:val="center"/>
             </w:pPr>
             <w:r>
               <w:rPr>
@@ -7366,7 +7759,7 @@
           <w:p>
             <w:pPr>
               <w:pStyle w:val="Compact"/>
-              <w:jc w:val="left"/>
+              <w:jc w:val="center"/>
             </w:pPr>
             <w:r>
               <w:rPr>
@@ -7446,7 +7839,7 @@
           <w:p>
             <w:pPr>
               <w:pStyle w:val="Compact"/>
-              <w:jc w:val="left"/>
+              <w:jc w:val="center"/>
             </w:pPr>
             <w:r>
               <w:rPr>
@@ -7463,7 +7856,7 @@
           <w:p>
             <w:pPr>
               <w:pStyle w:val="Compact"/>
-              <w:jc w:val="left"/>
+              <w:jc w:val="center"/>
             </w:pPr>
             <w:r>
               <w:rPr>
@@ -7543,7 +7936,7 @@
           <w:p>
             <w:pPr>
               <w:pStyle w:val="Compact"/>
-              <w:jc w:val="left"/>
+              <w:jc w:val="center"/>
             </w:pPr>
             <w:r>
               <w:rPr>
@@ -7560,7 +7953,7 @@
           <w:p>
             <w:pPr>
               <w:pStyle w:val="Compact"/>
-              <w:jc w:val="left"/>
+              <w:jc w:val="center"/>
             </w:pPr>
             <w:r>
               <w:rPr>
@@ -7640,7 +8033,7 @@
           <w:p>
             <w:pPr>
               <w:pStyle w:val="Compact"/>
-              <w:jc w:val="left"/>
+              <w:jc w:val="center"/>
             </w:pPr>
             <w:r>
               <w:rPr>
@@ -7657,12 +8050,6 @@
         <w:pStyle w:val="BlockText"/>
       </w:pPr>
       <w:r>
-        <w:t xml:space="preserve">⚠️</w:t>
-      </w:r>
-      <w:r>
-        <w:t xml:space="preserve"> </w:t>
-      </w:r>
-      <w:r>
         <w:rPr>
           <w:rFonts w:hint="eastAsia" w:eastAsia="SimSun" w:ascii="Times New Roman" w:hAnsi="Times New Roman"/>
           <w:b/>
@@ -7677,6 +8064,14 @@
         <w:t xml:space="preserve">：影响无机化合物溶解度的因素很多，但离子的极化往往起着重要作用。溶解过程的热力学解释：</w:t>
       </w:r>
       <m:oMath>
+        <m:oMathPr>
+          <m:ctrlPr>
+            <w:rPr>
+              <w:sz w:val="28"/>
+              <w:szCs w:val="28"/>
+            </w:rPr>
+          </m:ctrlPr>
+        </m:oMathPr>
         <m:r>
           <m:rPr>
             <m:sty m:val="p"/>
@@ -7768,6 +8163,14 @@
         <w:t xml:space="preserve"> </w:t>
       </w:r>
       <m:oMath>
+        <m:oMathPr>
+          <m:ctrlPr>
+            <w:rPr>
+              <w:sz w:val="28"/>
+              <w:szCs w:val="28"/>
+            </w:rPr>
+          </m:ctrlPr>
+        </m:oMathPr>
         <m:r>
           <m:rPr>
             <m:sty m:val="p"/>
@@ -7833,8 +8236,8 @@
         <w:t xml:space="preserve">中离子极化使键的共价性增大，水合能不能充分补偿晶格能。</w:t>
       </w:r>
     </w:p>
-    <w:bookmarkEnd w:id="21"/>
-    <w:bookmarkStart w:id="22" w:name="颜色"/>
+    <w:bookmarkEnd w:id="36"/>
+    <w:bookmarkStart w:id="37" w:name="颜色"/>
     <w:p>
       <w:pPr>
         <w:pStyle w:val="Heading4"/>
@@ -8194,8 +8597,8 @@
         <w:t xml:space="preserve">极化作用强，电荷高）</w:t>
       </w:r>
     </w:p>
-    <w:bookmarkEnd w:id="22"/>
-    <w:bookmarkStart w:id="23" w:name="热稳定性"/>
+    <w:bookmarkEnd w:id="37"/>
+    <w:bookmarkStart w:id="38" w:name="热稳定性"/>
     <w:p>
       <w:pPr>
         <w:pStyle w:val="Heading4"/>
@@ -8229,6 +8632,14 @@
         <w:t xml:space="preserve">：</w:t>
       </w:r>
       <m:oMath>
+        <m:oMathPr>
+          <m:ctrlPr>
+            <w:rPr>
+              <w:sz w:val="28"/>
+              <w:szCs w:val="28"/>
+            </w:rPr>
+          </m:ctrlPr>
+        </m:oMathPr>
         <m:r>
           <m:rPr>
             <m:sty m:val="p"/>
@@ -8449,6 +8860,14 @@
         <w:t xml:space="preserve"> </w:t>
       </w:r>
       <m:oMath>
+        <m:oMathPr>
+          <m:ctrlPr>
+            <w:rPr>
+              <w:sz w:val="28"/>
+              <w:szCs w:val="28"/>
+            </w:rPr>
+          </m:ctrlPr>
+        </m:oMathPr>
         <m:r>
           <m:rPr>
             <m:sty m:val="p"/>
@@ -8708,7 +9127,7 @@
           <w:p>
             <w:pPr>
               <w:pStyle w:val="Compact"/>
-              <w:jc w:val="left"/>
+              <w:jc w:val="center"/>
             </w:pPr>
             <w:r>
               <w:rPr>
@@ -8749,7 +9168,7 @@
           <w:p>
             <w:pPr>
               <w:pStyle w:val="Compact"/>
-              <w:jc w:val="left"/>
+              <w:jc w:val="center"/>
             </w:pPr>
             <m:oMath>
               <m:r>
@@ -8813,7 +9232,7 @@
           <w:p>
             <w:pPr>
               <w:pStyle w:val="Compact"/>
-              <w:jc w:val="left"/>
+              <w:jc w:val="center"/>
             </w:pPr>
             <m:oMath>
               <m:r>
@@ -8877,7 +9296,7 @@
           <w:p>
             <w:pPr>
               <w:pStyle w:val="Compact"/>
-              <w:jc w:val="left"/>
+              <w:jc w:val="center"/>
             </w:pPr>
             <m:oMath>
               <m:r>
@@ -8941,7 +9360,7 @@
           <w:p>
             <w:pPr>
               <w:pStyle w:val="Compact"/>
-              <w:jc w:val="left"/>
+              <w:jc w:val="center"/>
             </w:pPr>
             <m:oMath>
               <m:r>
@@ -9005,7 +9424,7 @@
           <w:p>
             <w:pPr>
               <w:pStyle w:val="Compact"/>
-              <w:jc w:val="left"/>
+              <w:jc w:val="center"/>
             </w:pPr>
             <m:oMath>
               <m:r>
@@ -9071,10 +9490,10 @@
         </w:pict>
       </w:r>
     </w:p>
-    <w:bookmarkEnd w:id="23"/>
-    <w:bookmarkEnd w:id="24"/>
-    <w:bookmarkEnd w:id="25"/>
-    <w:bookmarkStart w:id="35" w:name="四离子晶体"/>
+    <w:bookmarkEnd w:id="38"/>
+    <w:bookmarkEnd w:id="39"/>
+    <w:bookmarkEnd w:id="40"/>
+    <w:bookmarkStart w:id="59" w:name="四离子晶体"/>
     <w:p>
       <w:pPr>
         <w:pStyle w:val="Heading2"/>
@@ -9086,7 +9505,7 @@
         <w:t xml:space="preserve">四、离子晶体</w:t>
       </w:r>
     </w:p>
-    <w:bookmarkStart w:id="26" w:name="堆积模型"/>
+    <w:bookmarkStart w:id="41" w:name="堆积模型"/>
     <w:p>
       <w:pPr>
         <w:pStyle w:val="Heading3"/>
@@ -9176,7 +9595,7 @@
           <w:p>
             <w:pPr>
               <w:pStyle w:val="Compact"/>
-              <w:jc w:val="left"/>
+              <w:jc w:val="center"/>
             </w:pPr>
             <w:r>
               <w:rPr>
@@ -9192,7 +9611,7 @@
           <w:p>
             <w:pPr>
               <w:pStyle w:val="Compact"/>
-              <w:jc w:val="left"/>
+              <w:jc w:val="center"/>
             </w:pPr>
             <w:r>
               <w:rPr>
@@ -9226,7 +9645,7 @@
           <w:p>
             <w:pPr>
               <w:pStyle w:val="Compact"/>
-              <w:jc w:val="left"/>
+              <w:jc w:val="center"/>
             </w:pPr>
             <w:r>
               <w:rPr>
@@ -9241,7 +9660,7 @@
           <w:p>
             <w:pPr>
               <w:pStyle w:val="Compact"/>
-              <w:jc w:val="left"/>
+              <w:jc w:val="center"/>
             </w:pPr>
             <w:r>
               <w:rPr>
@@ -9273,7 +9692,7 @@
           <w:p>
             <w:pPr>
               <w:pStyle w:val="Compact"/>
-              <w:jc w:val="left"/>
+              <w:jc w:val="center"/>
             </w:pPr>
             <w:r>
               <w:rPr>
@@ -9288,7 +9707,7 @@
           <w:p>
             <w:pPr>
               <w:pStyle w:val="Compact"/>
-              <w:jc w:val="left"/>
+              <w:jc w:val="center"/>
             </w:pPr>
             <w:r>
               <w:rPr>
@@ -9320,7 +9739,7 @@
           <w:p>
             <w:pPr>
               <w:pStyle w:val="Compact"/>
-              <w:jc w:val="left"/>
+              <w:jc w:val="center"/>
             </w:pPr>
             <w:r>
               <w:rPr>
@@ -9335,7 +9754,7 @@
           <w:p>
             <w:pPr>
               <w:pStyle w:val="Compact"/>
-              <w:jc w:val="left"/>
+              <w:jc w:val="center"/>
             </w:pPr>
             <w:r>
               <w:rPr>
@@ -9362,8 +9781,8 @@
         </w:tc>
       </w:tr>
     </w:tbl>
-    <w:bookmarkEnd w:id="26"/>
-    <w:bookmarkStart w:id="29" w:name="半径比规则"/>
+    <w:bookmarkEnd w:id="41"/>
+    <w:bookmarkStart w:id="44" w:name="半径比规则"/>
     <w:p>
       <w:pPr>
         <w:pStyle w:val="Heading3"/>
@@ -9441,7 +9860,7 @@
         <w:t xml:space="preserve">。</w:t>
       </w:r>
     </w:p>
-    <w:bookmarkStart w:id="27" w:name="半径比的理论推导"/>
+    <w:bookmarkStart w:id="42" w:name="半径比的理论推导"/>
     <w:p>
       <w:pPr>
         <w:pStyle w:val="Heading4"/>
@@ -9479,6 +9898,14 @@
         <w:t xml:space="preserve">：</w:t>
       </w:r>
       <m:oMath>
+        <m:oMathPr>
+          <m:ctrlPr>
+            <w:rPr>
+              <w:sz w:val="28"/>
+              <w:szCs w:val="28"/>
+            </w:rPr>
+          </m:ctrlPr>
+        </m:oMathPr>
         <m:sSub>
           <m:e>
             <m:r>
@@ -9600,6 +10027,14 @@
         <w:t xml:space="preserve"> </w:t>
       </w:r>
       <m:oMath>
+        <m:oMathPr>
+          <m:ctrlPr>
+            <w:rPr>
+              <w:sz w:val="28"/>
+              <w:szCs w:val="28"/>
+            </w:rPr>
+          </m:ctrlPr>
+        </m:oMathPr>
         <m:r>
           <m:t>2</m:t>
         </m:r>
@@ -9655,6 +10090,14 @@
         <w:t xml:space="preserve"> </w:t>
       </w:r>
       <m:oMath>
+        <m:oMathPr>
+          <m:ctrlPr>
+            <w:rPr>
+              <w:sz w:val="28"/>
+              <w:szCs w:val="28"/>
+            </w:rPr>
+          </m:ctrlPr>
+        </m:oMathPr>
         <m:rad>
           <m:radPr>
             <m:degHide m:val="on"/>
@@ -9739,6 +10182,14 @@
         <w:t xml:space="preserve">联立解得：</w:t>
       </w:r>
       <m:oMath>
+        <m:oMathPr>
+          <m:ctrlPr>
+            <w:rPr>
+              <w:sz w:val="28"/>
+              <w:szCs w:val="28"/>
+            </w:rPr>
+          </m:ctrlPr>
+        </m:oMathPr>
         <m:f>
           <m:fPr>
             <m:type m:val="bar"/>
@@ -9853,6 +10304,14 @@
         <w:t xml:space="preserve">：</w:t>
       </w:r>
       <m:oMath>
+        <m:oMathPr>
+          <m:ctrlPr>
+            <w:rPr>
+              <w:sz w:val="28"/>
+              <w:szCs w:val="28"/>
+            </w:rPr>
+          </m:ctrlPr>
+        </m:oMathPr>
         <m:sSub>
           <m:e>
             <m:r>
@@ -9972,6 +10431,14 @@
         <w:t xml:space="preserve"> </w:t>
       </w:r>
       <m:oMath>
+        <m:oMathPr>
+          <m:ctrlPr>
+            <w:rPr>
+              <w:sz w:val="28"/>
+              <w:szCs w:val="28"/>
+            </w:rPr>
+          </m:ctrlPr>
+        </m:oMathPr>
         <m:r>
           <m:t>2</m:t>
         </m:r>
@@ -10056,6 +10523,14 @@
         <w:t xml:space="preserve">联立解得：</w:t>
       </w:r>
       <m:oMath>
+        <m:oMathPr>
+          <m:ctrlPr>
+            <w:rPr>
+              <w:sz w:val="28"/>
+              <w:szCs w:val="28"/>
+            </w:rPr>
+          </m:ctrlPr>
+        </m:oMathPr>
         <m:f>
           <m:fPr>
             <m:type m:val="bar"/>
@@ -10158,6 +10633,14 @@
         <w:t xml:space="preserve">：</w:t>
       </w:r>
       <m:oMath>
+        <m:oMathPr>
+          <m:ctrlPr>
+            <w:rPr>
+              <w:sz w:val="28"/>
+              <w:szCs w:val="28"/>
+            </w:rPr>
+          </m:ctrlPr>
+        </m:oMathPr>
         <m:sSub>
           <m:e>
             <m:r>
@@ -10283,6 +10766,14 @@
         <w:t xml:space="preserve"> </w:t>
       </w:r>
       <m:oMath>
+        <m:oMathPr>
+          <m:ctrlPr>
+            <w:rPr>
+              <w:sz w:val="28"/>
+              <w:szCs w:val="28"/>
+            </w:rPr>
+          </m:ctrlPr>
+        </m:oMathPr>
         <m:rad>
           <m:radPr>
             <m:degHide m:val="on"/>
@@ -10367,6 +10858,14 @@
         <w:t xml:space="preserve">联立解得：</w:t>
       </w:r>
       <m:oMath>
+        <m:oMathPr>
+          <m:ctrlPr>
+            <w:rPr>
+              <w:sz w:val="28"/>
+              <w:szCs w:val="28"/>
+            </w:rPr>
+          </m:ctrlPr>
+        </m:oMathPr>
         <m:f>
           <m:fPr>
             <m:type m:val="bar"/>
@@ -10443,8 +10942,8 @@
         </m:r>
       </m:oMath>
     </w:p>
-    <w:bookmarkEnd w:id="27"/>
-    <w:bookmarkStart w:id="28" w:name="半径比与配位数的关系"/>
+    <w:bookmarkEnd w:id="42"/>
+    <w:bookmarkStart w:id="43" w:name="半径比与配位数的关系"/>
     <w:p>
       <w:pPr>
         <w:pStyle w:val="Heading4"/>
@@ -10570,7 +11069,7 @@
           <w:p>
             <w:pPr>
               <w:pStyle w:val="Compact"/>
-              <w:jc w:val="left"/>
+              <w:jc w:val="center"/>
             </w:pPr>
             <w:r>
               <w:rPr>
@@ -10633,7 +11132,7 @@
           <w:p>
             <w:pPr>
               <w:pStyle w:val="Compact"/>
-              <w:jc w:val="left"/>
+              <w:jc w:val="center"/>
             </w:pPr>
             <w:r>
               <w:rPr>
@@ -10695,7 +11194,7 @@
           <w:p>
             <w:pPr>
               <w:pStyle w:val="Compact"/>
-              <w:jc w:val="left"/>
+              <w:jc w:val="center"/>
             </w:pPr>
             <w:r>
               <w:rPr>
@@ -10757,7 +11256,7 @@
           <w:p>
             <w:pPr>
               <w:pStyle w:val="Compact"/>
-              <w:jc w:val="left"/>
+              <w:jc w:val="center"/>
             </w:pPr>
             <w:r>
               <w:rPr>
@@ -10774,12 +11273,6 @@
         <w:pStyle w:val="BlockText"/>
       </w:pPr>
       <w:r>
-        <w:t xml:space="preserve">⚠️</w:t>
-      </w:r>
-      <w:r>
-        <w:t xml:space="preserve"> </w:t>
-      </w:r>
-      <w:r>
         <w:rPr>
           <w:rFonts w:hint="eastAsia" w:eastAsia="SimSun" w:ascii="Times New Roman" w:hAnsi="Times New Roman"/>
           <w:b/>
@@ -10822,9 +11315,9 @@
         <w:t xml:space="preserve">——当离子极化显著时（共价成分增多），该规则的适用性下降。</w:t>
       </w:r>
     </w:p>
-    <w:bookmarkEnd w:id="28"/>
-    <w:bookmarkEnd w:id="29"/>
-    <w:bookmarkStart w:id="33" w:name="常见ab型离子晶体结构"/>
+    <w:bookmarkEnd w:id="43"/>
+    <w:bookmarkEnd w:id="44"/>
+    <w:bookmarkStart w:id="57" w:name="常见ab型离子晶体结构"/>
     <w:p>
       <w:pPr>
         <w:pStyle w:val="Heading3"/>
@@ -10839,7 +11332,7 @@
         <w:t xml:space="preserve">常见AB型离子晶体结构</w:t>
       </w:r>
     </w:p>
-    <w:bookmarkStart w:id="30" w:name="cscl型"/>
+    <w:bookmarkStart w:id="45" w:name="cscl型"/>
     <w:p>
       <w:pPr>
         <w:pStyle w:val="Heading4"/>
@@ -10874,7 +11367,7 @@
           <w:p>
             <w:pPr>
               <w:pStyle w:val="Compact"/>
-              <w:jc w:val="left"/>
+              <w:jc w:val="center"/>
             </w:pPr>
             <w:r>
               <w:rPr>
@@ -10890,7 +11383,7 @@
           <w:p>
             <w:pPr>
               <w:pStyle w:val="Compact"/>
-              <w:jc w:val="left"/>
+              <w:jc w:val="center"/>
             </w:pPr>
             <w:r>
               <w:rPr>
@@ -10908,7 +11401,7 @@
           <w:p>
             <w:pPr>
               <w:pStyle w:val="Compact"/>
-              <w:jc w:val="left"/>
+              <w:jc w:val="center"/>
             </w:pPr>
             <w:r>
               <w:rPr>
@@ -10923,7 +11416,7 @@
           <w:p>
             <w:pPr>
               <w:pStyle w:val="Compact"/>
-              <w:jc w:val="left"/>
+              <w:jc w:val="center"/>
             </w:pPr>
             <m:oMath>
               <m:r>
@@ -10972,7 +11465,7 @@
           <w:p>
             <w:pPr>
               <w:pStyle w:val="Compact"/>
-              <w:jc w:val="left"/>
+              <w:jc w:val="center"/>
             </w:pPr>
             <w:r>
               <w:rPr>
@@ -10987,7 +11480,7 @@
           <w:p>
             <w:pPr>
               <w:pStyle w:val="Compact"/>
-              <w:jc w:val="left"/>
+              <w:jc w:val="center"/>
             </w:pPr>
             <m:oMath>
               <m:r>
@@ -11080,7 +11573,7 @@
           <w:p>
             <w:pPr>
               <w:pStyle w:val="Compact"/>
-              <w:jc w:val="left"/>
+              <w:jc w:val="center"/>
             </w:pPr>
             <w:r>
               <w:rPr>
@@ -11095,7 +11588,7 @@
           <w:p>
             <w:pPr>
               <w:pStyle w:val="Compact"/>
-              <w:jc w:val="left"/>
+              <w:jc w:val="center"/>
             </w:pPr>
             <w:r>
               <w:rPr>
@@ -11112,7 +11605,7 @@
           <w:p>
             <w:pPr>
               <w:pStyle w:val="Compact"/>
-              <w:jc w:val="left"/>
+              <w:jc w:val="center"/>
             </w:pPr>
             <w:r>
               <w:rPr>
@@ -11127,7 +11620,7 @@
           <w:p>
             <w:pPr>
               <w:pStyle w:val="Compact"/>
-              <w:jc w:val="left"/>
+              <w:jc w:val="center"/>
             </w:pPr>
             <w:r>
               <w:rPr>
@@ -11258,7 +11751,7 @@
           <w:p>
             <w:pPr>
               <w:pStyle w:val="Compact"/>
-              <w:jc w:val="left"/>
+              <w:jc w:val="center"/>
             </w:pPr>
             <w:r>
               <w:rPr>
@@ -11273,7 +11766,7 @@
           <w:p>
             <w:pPr>
               <w:pStyle w:val="Compact"/>
-              <w:jc w:val="left"/>
+              <w:jc w:val="center"/>
             </w:pPr>
             <m:oMath>
               <m:r>
@@ -11435,7 +11928,7 @@
           <w:p>
             <w:pPr>
               <w:pStyle w:val="Compact"/>
-              <w:jc w:val="left"/>
+              <w:jc w:val="center"/>
             </w:pPr>
             <w:r>
               <w:rPr>
@@ -11450,7 +11943,7 @@
           <w:p>
             <w:pPr>
               <w:pStyle w:val="Compact"/>
-              <w:jc w:val="left"/>
+              <w:jc w:val="center"/>
             </w:pPr>
             <w:r>
               <w:rPr>
@@ -11511,12 +12004,6 @@
         <w:pStyle w:val="BlockText"/>
       </w:pPr>
       <w:r>
-        <w:t xml:space="preserve">💡</w:t>
-      </w:r>
-      <w:r>
-        <w:t xml:space="preserve"> </w:t>
-      </w:r>
-      <w:r>
         <w:rPr>
           <w:rFonts w:hint="eastAsia" w:eastAsia="SimSun" w:ascii="Times New Roman" w:hAnsi="Times New Roman"/>
           <w:b/>
@@ -11545,8 +12032,8 @@
         <w:t xml:space="preserve">（不是体心立方I）！因为顶点和体心是不同种类的原子，所以不属于体心立方点阵。</w:t>
       </w:r>
     </w:p>
-    <w:bookmarkEnd w:id="30"/>
-    <w:bookmarkStart w:id="31" w:name="nacl型岩盐型"/>
+    <w:bookmarkEnd w:id="45"/>
+    <w:bookmarkStart w:id="46" w:name="nacl型岩盐型"/>
     <w:p>
       <w:pPr>
         <w:pStyle w:val="Heading4"/>
@@ -11581,7 +12068,7 @@
           <w:p>
             <w:pPr>
               <w:pStyle w:val="Compact"/>
-              <w:jc w:val="left"/>
+              <w:jc w:val="center"/>
             </w:pPr>
             <w:r>
               <w:rPr>
@@ -11597,7 +12084,7 @@
           <w:p>
             <w:pPr>
               <w:pStyle w:val="Compact"/>
-              <w:jc w:val="left"/>
+              <w:jc w:val="center"/>
             </w:pPr>
             <w:r>
               <w:rPr>
@@ -11615,7 +12102,7 @@
           <w:p>
             <w:pPr>
               <w:pStyle w:val="Compact"/>
-              <w:jc w:val="left"/>
+              <w:jc w:val="center"/>
             </w:pPr>
             <w:r>
               <w:rPr>
@@ -11630,7 +12117,7 @@
           <w:p>
             <w:pPr>
               <w:pStyle w:val="Compact"/>
-              <w:jc w:val="left"/>
+              <w:jc w:val="center"/>
             </w:pPr>
             <m:oMath>
               <m:r>
@@ -11679,7 +12166,7 @@
           <w:p>
             <w:pPr>
               <w:pStyle w:val="Compact"/>
-              <w:jc w:val="left"/>
+              <w:jc w:val="center"/>
             </w:pPr>
             <w:r>
               <w:rPr>
@@ -11694,7 +12181,7 @@
           <w:p>
             <w:pPr>
               <w:pStyle w:val="Compact"/>
-              <w:jc w:val="left"/>
+              <w:jc w:val="center"/>
             </w:pPr>
             <m:oMath>
               <m:r>
@@ -11801,7 +12288,7 @@
           <w:p>
             <w:pPr>
               <w:pStyle w:val="Compact"/>
-              <w:jc w:val="left"/>
+              <w:jc w:val="center"/>
             </w:pPr>
             <w:r>
               <w:rPr>
@@ -11816,7 +12303,7 @@
           <w:p>
             <w:pPr>
               <w:pStyle w:val="Compact"/>
-              <w:jc w:val="left"/>
+              <w:jc w:val="center"/>
             </w:pPr>
             <w:r>
               <w:rPr>
@@ -11833,7 +12320,7 @@
           <w:p>
             <w:pPr>
               <w:pStyle w:val="Compact"/>
-              <w:jc w:val="left"/>
+              <w:jc w:val="center"/>
             </w:pPr>
             <w:r>
               <w:rPr>
@@ -11848,7 +12335,7 @@
           <w:p>
             <w:pPr>
               <w:pStyle w:val="Compact"/>
-              <w:jc w:val="left"/>
+              <w:jc w:val="center"/>
             </w:pPr>
             <w:r>
               <w:rPr>
@@ -11991,7 +12478,7 @@
           <w:p>
             <w:pPr>
               <w:pStyle w:val="Compact"/>
-              <w:jc w:val="left"/>
+              <w:jc w:val="center"/>
             </w:pPr>
             <w:r>
               <w:rPr>
@@ -12006,7 +12493,7 @@
           <w:p>
             <w:pPr>
               <w:pStyle w:val="Compact"/>
-              <w:jc w:val="left"/>
+              <w:jc w:val="center"/>
             </w:pPr>
             <w:r>
               <w:rPr>
@@ -12078,6 +12565,14 @@
         <w:t xml:space="preserve">：位于顶点（</w:t>
       </w:r>
       <m:oMath>
+        <m:oMathPr>
+          <m:ctrlPr>
+            <w:rPr>
+              <w:sz w:val="28"/>
+              <w:szCs w:val="28"/>
+            </w:rPr>
+          </m:ctrlPr>
+        </m:oMathPr>
         <m:r>
           <m:t>8</m:t>
         </m:r>
@@ -12125,6 +12620,14 @@
         <w:t xml:space="preserve">面心（</w:t>
       </w:r>
       <m:oMath>
+        <m:oMathPr>
+          <m:ctrlPr>
+            <w:rPr>
+              <w:sz w:val="28"/>
+              <w:szCs w:val="28"/>
+            </w:rPr>
+          </m:ctrlPr>
+        </m:oMathPr>
         <m:r>
           <m:t>6</m:t>
         </m:r>
@@ -12224,6 +12727,14 @@
         <w:t xml:space="preserve">棱心（</w:t>
       </w:r>
       <m:oMath>
+        <m:oMathPr>
+          <m:ctrlPr>
+            <w:rPr>
+              <w:sz w:val="28"/>
+              <w:szCs w:val="28"/>
+            </w:rPr>
+          </m:ctrlPr>
+        </m:oMathPr>
         <m:r>
           <m:t>12</m:t>
         </m:r>
@@ -12273,8 +12784,8 @@
         <w:t xml:space="preserve">4个</w:t>
       </w:r>
     </w:p>
-    <w:bookmarkEnd w:id="31"/>
-    <w:bookmarkStart w:id="32" w:name="zns型"/>
+    <w:bookmarkEnd w:id="46"/>
+    <w:bookmarkStart w:id="56" w:name="zns型"/>
     <w:p>
       <w:pPr>
         <w:pStyle w:val="Heading4"/>
@@ -12329,7 +12840,7 @@
           <w:p>
             <w:pPr>
               <w:pStyle w:val="Compact"/>
-              <w:jc w:val="left"/>
+              <w:jc w:val="center"/>
             </w:pPr>
             <w:r>
               <w:rPr>
@@ -12345,7 +12856,7 @@
           <w:p>
             <w:pPr>
               <w:pStyle w:val="Compact"/>
-              <w:jc w:val="left"/>
+              <w:jc w:val="center"/>
             </w:pPr>
             <w:r>
               <w:rPr>
@@ -12363,7 +12874,7 @@
           <w:p>
             <w:pPr>
               <w:pStyle w:val="Compact"/>
-              <w:jc w:val="left"/>
+              <w:jc w:val="center"/>
             </w:pPr>
             <w:r>
               <w:rPr>
@@ -12378,7 +12889,7 @@
           <w:p>
             <w:pPr>
               <w:pStyle w:val="Compact"/>
-              <w:jc w:val="left"/>
+              <w:jc w:val="center"/>
             </w:pPr>
             <m:oMath>
               <m:sSup>
@@ -12427,7 +12938,7 @@
           <w:p>
             <w:pPr>
               <w:pStyle w:val="Compact"/>
-              <w:jc w:val="left"/>
+              <w:jc w:val="center"/>
             </w:pPr>
             <w:r>
               <w:rPr>
@@ -12442,7 +12953,7 @@
           <w:p>
             <w:pPr>
               <w:pStyle w:val="Compact"/>
-              <w:jc w:val="left"/>
+              <w:jc w:val="center"/>
             </w:pPr>
             <m:oMath>
               <m:r>
@@ -12555,7 +13066,7 @@
           <w:p>
             <w:pPr>
               <w:pStyle w:val="Compact"/>
-              <w:jc w:val="left"/>
+              <w:jc w:val="center"/>
             </w:pPr>
             <w:r>
               <w:rPr>
@@ -12570,7 +13081,7 @@
           <w:p>
             <w:pPr>
               <w:pStyle w:val="Compact"/>
-              <w:jc w:val="left"/>
+              <w:jc w:val="center"/>
             </w:pPr>
             <w:r>
               <w:rPr>
@@ -12587,7 +13098,7 @@
           <w:p>
             <w:pPr>
               <w:pStyle w:val="Compact"/>
-              <w:jc w:val="left"/>
+              <w:jc w:val="center"/>
             </w:pPr>
             <w:r>
               <w:rPr>
@@ -12602,7 +13113,7 @@
           <w:p>
             <w:pPr>
               <w:pStyle w:val="Compact"/>
-              <w:jc w:val="left"/>
+              <w:jc w:val="center"/>
             </w:pPr>
             <w:r>
               <w:rPr>
@@ -12645,7 +13156,7 @@
           <w:p>
             <w:pPr>
               <w:pStyle w:val="Compact"/>
-              <w:jc w:val="left"/>
+              <w:jc w:val="center"/>
             </w:pPr>
             <w:r>
               <w:rPr>
@@ -12660,7 +13171,7 @@
           <w:p>
             <w:pPr>
               <w:pStyle w:val="Compact"/>
-              <w:jc w:val="left"/>
+              <w:jc w:val="center"/>
             </w:pPr>
             <w:r>
               <w:rPr>
@@ -12711,7 +13222,7 @@
           <w:p>
             <w:pPr>
               <w:pStyle w:val="Compact"/>
-              <w:jc w:val="left"/>
+              <w:jc w:val="center"/>
             </w:pPr>
             <w:r>
               <w:rPr>
@@ -12727,7 +13238,7 @@
           <w:p>
             <w:pPr>
               <w:pStyle w:val="Compact"/>
-              <w:jc w:val="left"/>
+              <w:jc w:val="center"/>
             </w:pPr>
             <w:r>
               <w:rPr>
@@ -12745,7 +13256,7 @@
           <w:p>
             <w:pPr>
               <w:pStyle w:val="Compact"/>
-              <w:jc w:val="left"/>
+              <w:jc w:val="center"/>
             </w:pPr>
             <w:r>
               <w:rPr>
@@ -12760,7 +13271,7 @@
           <w:p>
             <w:pPr>
               <w:pStyle w:val="Compact"/>
-              <w:jc w:val="left"/>
+              <w:jc w:val="center"/>
             </w:pPr>
             <m:oMath>
               <m:sSup>
@@ -12809,7 +13320,7 @@
           <w:p>
             <w:pPr>
               <w:pStyle w:val="Compact"/>
-              <w:jc w:val="left"/>
+              <w:jc w:val="center"/>
             </w:pPr>
             <w:r>
               <w:rPr>
@@ -12824,7 +13335,7 @@
           <w:p>
             <w:pPr>
               <w:pStyle w:val="Compact"/>
-              <w:jc w:val="left"/>
+              <w:jc w:val="center"/>
             </w:pPr>
             <m:oMath>
               <m:r>
@@ -12879,7 +13390,7 @@
           <w:p>
             <w:pPr>
               <w:pStyle w:val="Compact"/>
-              <w:jc w:val="left"/>
+              <w:jc w:val="center"/>
             </w:pPr>
             <w:r>
               <w:rPr>
@@ -12894,7 +13405,7 @@
           <w:p>
             <w:pPr>
               <w:pStyle w:val="Compact"/>
-              <w:jc w:val="left"/>
+              <w:jc w:val="center"/>
             </w:pPr>
             <w:r>
               <w:rPr>
@@ -12911,7 +13422,7 @@
           <w:p>
             <w:pPr>
               <w:pStyle w:val="Compact"/>
-              <w:jc w:val="left"/>
+              <w:jc w:val="center"/>
             </w:pPr>
             <w:r>
               <w:rPr>
@@ -12926,7 +13437,7 @@
           <w:p>
             <w:pPr>
               <w:pStyle w:val="Compact"/>
-              <w:jc w:val="left"/>
+              <w:jc w:val="center"/>
             </w:pPr>
             <w:r>
               <w:rPr>
@@ -12969,7 +13480,7 @@
           <w:p>
             <w:pPr>
               <w:pStyle w:val="Compact"/>
-              <w:jc w:val="left"/>
+              <w:jc w:val="center"/>
             </w:pPr>
             <w:r>
               <w:rPr>
@@ -12984,7 +13495,7 @@
           <w:p>
             <w:pPr>
               <w:pStyle w:val="Compact"/>
-              <w:jc w:val="left"/>
+              <w:jc w:val="center"/>
             </w:pPr>
             <w:r>
               <w:rPr>
@@ -12999,283 +13510,472 @@
     <w:p>
       <w:pPr>
         <w:pStyle w:val="BodyText"/>
+        <w:jc w:val="center"/>
       </w:pPr>
       <w:r>
-        <w:t xml:space="preserve">!NaCl </w:t>
-      </w:r>
-      <w:r>
-        <w:rPr>
-          <w:rFonts w:hint="eastAsia" w:eastAsia="SimSun" w:ascii="Times New Roman" w:hAnsi="Times New Roman"/>
-        </w:rPr>
-        <w:t xml:space="preserve">型晶体结构</w:t>
-      </w:r>
-      <w:r>
-        <w:t xml:space="preserve">　!CsCl </w:t>
-      </w:r>
-      <w:r>
-        <w:rPr>
-          <w:rFonts w:hint="eastAsia" w:eastAsia="SimSun" w:ascii="Times New Roman" w:hAnsi="Times New Roman"/>
-        </w:rPr>
-        <w:t xml:space="preserve">型晶体结构</w:t>
-      </w:r>
-      <w:r>
+        <w:rPr>
+          <w:b w:val="0"/>
+          <w:i w:val="0"/>
+          <w:sz w:val="21"/>
+        </w:rPr>
+        <w:drawing>
+          <wp:inline>
+            <wp:extent cx="3632200" cy="3340100"/>
+            <wp:effectExtent b="0" l="0" r="0" t="0"/>
+            <wp:docPr descr="NaCl 型晶体结构" title="" id="48" name="Picture"/>
+            <a:graphic>
+              <a:graphicData uri="http://schemas.openxmlformats.org/drawingml/2006/picture">
+                <pic:pic>
+                  <pic:nvPicPr>
+                    <pic:cNvPr descr="media/13-11a-nacl-cscl-zns-three-ab-structures.jpg" id="49" name="Picture"/>
+                    <pic:cNvPicPr>
+                      <a:picLocks noChangeArrowheads="1" noChangeAspect="1"/>
+                    </pic:cNvPicPr>
+                  </pic:nvPicPr>
+                  <pic:blipFill>
+                    <a:blip r:embed="rId47"/>
+                    <a:stretch>
+                      <a:fillRect/>
+                    </a:stretch>
+                  </pic:blipFill>
+                  <pic:spPr bwMode="auto">
+                    <a:xfrm>
+                      <a:off x="0" y="0"/>
+                      <a:ext cx="3632200" cy="3340100"/>
+                    </a:xfrm>
+                    <a:prstGeom prst="rect">
+                      <a:avLst/>
+                    </a:prstGeom>
+                    <a:noFill/>
+                    <a:ln w="9525">
+                      <a:noFill/>
+                      <a:headEnd/>
+                      <a:tailEnd/>
+                    </a:ln>
+                  </pic:spPr>
+                </pic:pic>
+              </a:graphicData>
+            </a:graphic>
+          </wp:inline>
+        </w:drawing>
+      </w:r>
+      <w:r>
+        <w:rPr>
+          <w:b w:val="0"/>
+          <w:i w:val="0"/>
+          <w:sz w:val="21"/>
+        </w:rPr>
         <w:t xml:space="preserve">　</w:t>
       </w:r>
       <w:r>
         <w:rPr>
-          <w:rFonts w:hint="eastAsia" w:eastAsia="SimSun" w:ascii="Times New Roman" w:hAnsi="Times New Roman"/>
-        </w:rPr>
-        <w:t xml:space="preserve">!立方</w:t>
-      </w:r>
-      <w:r>
+          <w:b w:val="0"/>
+          <w:i w:val="0"/>
+          <w:sz w:val="21"/>
+        </w:rPr>
+        <w:drawing>
+          <wp:inline>
+            <wp:extent cx="3429000" cy="3251200"/>
+            <wp:effectExtent b="0" l="0" r="0" t="0"/>
+            <wp:docPr descr="CsCl 型晶体结构" title="" id="51" name="Picture"/>
+            <a:graphic>
+              <a:graphicData uri="http://schemas.openxmlformats.org/drawingml/2006/picture">
+                <pic:pic>
+                  <pic:nvPicPr>
+                    <pic:cNvPr descr="media/13-11b-cscl-structure-unit-cell.jpg" id="52" name="Picture"/>
+                    <pic:cNvPicPr>
+                      <a:picLocks noChangeArrowheads="1" noChangeAspect="1"/>
+                    </pic:cNvPicPr>
+                  </pic:nvPicPr>
+                  <pic:blipFill>
+                    <a:blip r:embed="rId50"/>
+                    <a:stretch>
+                      <a:fillRect/>
+                    </a:stretch>
+                  </pic:blipFill>
+                  <pic:spPr bwMode="auto">
+                    <a:xfrm>
+                      <a:off x="0" y="0"/>
+                      <a:ext cx="3429000" cy="3251200"/>
+                    </a:xfrm>
+                    <a:prstGeom prst="rect">
+                      <a:avLst/>
+                    </a:prstGeom>
+                    <a:noFill/>
+                    <a:ln w="9525">
+                      <a:noFill/>
+                      <a:headEnd/>
+                      <a:tailEnd/>
+                    </a:ln>
+                  </pic:spPr>
+                </pic:pic>
+              </a:graphicData>
+            </a:graphic>
+          </wp:inline>
+        </w:drawing>
+      </w:r>
+      <w:r>
+        <w:rPr>
+          <w:b w:val="0"/>
+          <w:i w:val="0"/>
+          <w:sz w:val="21"/>
+        </w:rPr>
+        <w:t xml:space="preserve">　</w:t>
+      </w:r>
+      <w:r>
+        <w:rPr>
+          <w:b w:val="0"/>
+          <w:i w:val="0"/>
+          <w:sz w:val="21"/>
+        </w:rPr>
+        <w:drawing>
+          <wp:inline>
+            <wp:extent cx="3568700" cy="3276600"/>
+            <wp:effectExtent b="0" l="0" r="0" t="0"/>
+            <wp:docPr descr="立方 ZnS 型晶体结构" title="" id="54" name="Picture"/>
+            <a:graphic>
+              <a:graphicData uri="http://schemas.openxmlformats.org/drawingml/2006/picture">
+                <pic:pic>
+                  <pic:nvPicPr>
+                    <pic:cNvPr descr="media/13-11-three-ab-ionic-crystal-structures-nacl-cscl-zns.jpg" id="55" name="Picture"/>
+                    <pic:cNvPicPr>
+                      <a:picLocks noChangeArrowheads="1" noChangeAspect="1"/>
+                    </pic:cNvPicPr>
+                  </pic:nvPicPr>
+                  <pic:blipFill>
+                    <a:blip r:embed="rId53"/>
+                    <a:stretch>
+                      <a:fillRect/>
+                    </a:stretch>
+                  </pic:blipFill>
+                  <pic:spPr bwMode="auto">
+                    <a:xfrm>
+                      <a:off x="0" y="0"/>
+                      <a:ext cx="3568700" cy="3276600"/>
+                    </a:xfrm>
+                    <a:prstGeom prst="rect">
+                      <a:avLst/>
+                    </a:prstGeom>
+                    <a:noFill/>
+                    <a:ln w="9525">
+                      <a:noFill/>
+                      <a:headEnd/>
+                      <a:tailEnd/>
+                    </a:ln>
+                  </pic:spPr>
+                </pic:pic>
+              </a:graphicData>
+            </a:graphic>
+          </wp:inline>
+        </w:drawing>
+      </w:r>
+      <w:r>
+        <w:rPr>
+          <w:b w:val="0"/>
+          <w:i w:val="0"/>
+          <w:sz w:val="21"/>
+        </w:rPr>
+        <w:t xml:space="preserve"> </w:t>
+      </w:r>
+      <w:r>
+        <w:rPr>
+          <w:rFonts w:hint="eastAsia" w:eastAsia="FangSong" w:ascii="Times New Roman" w:hAnsi="Times New Roman"/>
+          <w:b w:val="0"/>
+          <w:i w:val="0"/>
+          <w:iCs/>
+          <w:sz w:val="21"/>
+        </w:rPr>
+        <w:t xml:space="preserve">图</w:t>
+      </w:r>
+      <w:r>
+        <w:rPr>
+          <w:b w:val="0"/>
+          <w:i w:val="0"/>
+          <w:iCs/>
+          <w:sz w:val="21"/>
+        </w:rPr>
+        <w:t xml:space="preserve"> </w:t>
+      </w:r>
+      <w:r>
+        <w:rPr>
+          <w:rFonts w:hint="eastAsia" w:eastAsia="FangSong" w:ascii="Times New Roman" w:hAnsi="Times New Roman"/>
+          <w:b w:val="0"/>
+          <w:i w:val="0"/>
+          <w:iCs/>
+          <w:sz w:val="21"/>
+        </w:rPr>
+        <w:t xml:space="preserve">三种典型的</w:t>
+      </w:r>
+      <w:r>
+        <w:rPr>
+          <w:b w:val="0"/>
+          <w:i w:val="0"/>
+          <w:iCs/>
+          <w:sz w:val="21"/>
+        </w:rPr>
+        <w:t xml:space="preserve"> AB </w:t>
+      </w:r>
+      <w:r>
+        <w:rPr>
+          <w:rFonts w:hint="eastAsia" w:eastAsia="FangSong" w:ascii="Times New Roman" w:hAnsi="Times New Roman"/>
+          <w:b w:val="0"/>
+          <w:i w:val="0"/>
+          <w:iCs/>
+          <w:sz w:val="21"/>
+        </w:rPr>
+        <w:t xml:space="preserve">型离子晶体结构（从左至右：NaCl</w:t>
+      </w:r>
+      <w:r>
+        <w:rPr>
+          <w:b w:val="0"/>
+          <w:i w:val="0"/>
+          <w:iCs/>
+          <w:sz w:val="21"/>
+        </w:rPr>
+        <w:t xml:space="preserve"> </w:t>
+      </w:r>
+      <w:r>
+        <w:rPr>
+          <w:rFonts w:hint="eastAsia" w:eastAsia="FangSong" w:ascii="Times New Roman" w:hAnsi="Times New Roman"/>
+          <w:b w:val="0"/>
+          <w:i w:val="0"/>
+          <w:iCs/>
+          <w:sz w:val="21"/>
+        </w:rPr>
+        <w:t xml:space="preserve">型、CsCl</w:t>
+      </w:r>
+      <w:r>
+        <w:rPr>
+          <w:b w:val="0"/>
+          <w:i w:val="0"/>
+          <w:iCs/>
+          <w:sz w:val="21"/>
+        </w:rPr>
+        <w:t xml:space="preserve"> </w:t>
+      </w:r>
+      <w:r>
+        <w:rPr>
+          <w:rFonts w:hint="eastAsia" w:eastAsia="FangSong" w:ascii="Times New Roman" w:hAnsi="Times New Roman"/>
+          <w:b w:val="0"/>
+          <w:i w:val="0"/>
+          <w:iCs/>
+          <w:sz w:val="21"/>
+        </w:rPr>
+        <w:t xml:space="preserve">型、立方</w:t>
+      </w:r>
+      <w:r>
+        <w:rPr>
+          <w:b w:val="0"/>
+          <w:i w:val="0"/>
+          <w:iCs/>
+          <w:sz w:val="21"/>
+        </w:rPr>
         <w:t xml:space="preserve"> ZnS </w:t>
       </w:r>
       <w:r>
         <w:rPr>
-          <w:rFonts w:hint="eastAsia" w:eastAsia="SimSun" w:ascii="Times New Roman" w:hAnsi="Times New Roman"/>
-        </w:rPr>
-        <w:t xml:space="preserve">型晶体结构</w:t>
-      </w:r>
-      <w:r>
-        <w:t xml:space="preserve"> </w:t>
-      </w:r>
-      <w:r>
-        <w:rPr>
-          <w:rFonts w:hint="eastAsia" w:eastAsia="SimSun" w:ascii="Times New Roman" w:hAnsi="Times New Roman"/>
-          <w:i/>
+          <w:rFonts w:hint="eastAsia" w:eastAsia="FangSong" w:ascii="Times New Roman" w:hAnsi="Times New Roman"/>
+          <w:b w:val="0"/>
+          <w:i w:val="0"/>
           <w:iCs/>
-        </w:rPr>
-        <w:t xml:space="preserve">图</w:t>
-      </w:r>
-      <w:r>
-        <w:rPr>
-          <w:i/>
+          <w:sz w:val="21"/>
+        </w:rPr>
+        <w:t xml:space="preserve">型）—</w:t>
+      </w:r>
+      <w:r>
+        <w:rPr>
+          <w:b w:val="0"/>
+          <w:i w:val="0"/>
           <w:iCs/>
-        </w:rPr>
-        <w:t xml:space="preserve"> </w:t>
-      </w:r>
-      <w:r>
-        <w:rPr>
-          <w:rFonts w:hint="eastAsia" w:eastAsia="SimSun" w:ascii="Times New Roman" w:hAnsi="Times New Roman"/>
-          <w:i/>
+          <w:sz w:val="21"/>
+        </w:rPr>
+        <w:t xml:space="preserve"> NaCl </w:t>
+      </w:r>
+      <w:r>
+        <w:rPr>
+          <w:rFonts w:hint="eastAsia" w:eastAsia="FangSong" w:ascii="Times New Roman" w:hAnsi="Times New Roman"/>
+          <w:b w:val="0"/>
+          <w:i w:val="0"/>
           <w:iCs/>
-        </w:rPr>
-        <w:t xml:space="preserve">三种典型的</w:t>
-      </w:r>
-      <w:r>
-        <w:rPr>
-          <w:i/>
+          <w:sz w:val="21"/>
+        </w:rPr>
+        <w:t xml:space="preserve">中</w:t>
+      </w:r>
+      <w:r>
+        <w:rPr>
+          <w:b w:val="0"/>
+          <w:i w:val="0"/>
           <w:iCs/>
-        </w:rPr>
-        <w:t xml:space="preserve"> AB </w:t>
-      </w:r>
-      <w:r>
-        <w:rPr>
-          <w:rFonts w:hint="eastAsia" w:eastAsia="SimSun" w:ascii="Times New Roman" w:hAnsi="Times New Roman"/>
-          <w:i/>
+          <w:sz w:val="21"/>
+        </w:rPr>
+        <w:t xml:space="preserve"> Cl⁻ </w:t>
+      </w:r>
+      <w:r>
+        <w:rPr>
+          <w:rFonts w:hint="eastAsia" w:eastAsia="FangSong" w:ascii="Times New Roman" w:hAnsi="Times New Roman"/>
+          <w:b w:val="0"/>
+          <w:i w:val="0"/>
           <w:iCs/>
-        </w:rPr>
-        <w:t xml:space="preserve">型离子晶体结构（从左至右：NaCl</w:t>
-      </w:r>
-      <w:r>
-        <w:rPr>
-          <w:i/>
+          <w:sz w:val="21"/>
+        </w:rPr>
+        <w:t xml:space="preserve">面心立方密堆积，Na⁺</w:t>
+      </w:r>
+      <w:r>
+        <w:rPr>
+          <w:b w:val="0"/>
+          <w:i w:val="0"/>
           <w:iCs/>
-        </w:rPr>
-        <w:t xml:space="preserve"> </w:t>
-      </w:r>
-      <w:r>
-        <w:rPr>
-          <w:rFonts w:hint="eastAsia" w:eastAsia="SimSun" w:ascii="Times New Roman" w:hAnsi="Times New Roman"/>
-          <w:i/>
+          <w:sz w:val="21"/>
+        </w:rPr>
+        <w:t xml:space="preserve"> </w:t>
+      </w:r>
+      <w:r>
+        <w:rPr>
+          <w:rFonts w:hint="eastAsia" w:eastAsia="FangSong" w:ascii="Times New Roman" w:hAnsi="Times New Roman"/>
+          <w:b w:val="0"/>
+          <w:i w:val="0"/>
           <w:iCs/>
-        </w:rPr>
-        <w:t xml:space="preserve">型、CsCl</w:t>
-      </w:r>
-      <w:r>
-        <w:rPr>
-          <w:i/>
+          <w:sz w:val="21"/>
+        </w:rPr>
+        <w:t xml:space="preserve">填全部八面体空隙；CsCl</w:t>
+      </w:r>
+      <w:r>
+        <w:rPr>
+          <w:b w:val="0"/>
+          <w:i w:val="0"/>
           <w:iCs/>
-        </w:rPr>
-        <w:t xml:space="preserve"> </w:t>
-      </w:r>
-      <w:r>
-        <w:rPr>
-          <w:rFonts w:hint="eastAsia" w:eastAsia="SimSun" w:ascii="Times New Roman" w:hAnsi="Times New Roman"/>
-          <w:i/>
+          <w:sz w:val="21"/>
+        </w:rPr>
+        <w:t xml:space="preserve"> </w:t>
+      </w:r>
+      <w:r>
+        <w:rPr>
+          <w:rFonts w:hint="eastAsia" w:eastAsia="FangSong" w:ascii="Times New Roman" w:hAnsi="Times New Roman"/>
+          <w:b w:val="0"/>
+          <w:i w:val="0"/>
           <w:iCs/>
-        </w:rPr>
-        <w:t xml:space="preserve">型、立方</w:t>
-      </w:r>
-      <w:r>
-        <w:rPr>
-          <w:i/>
+          <w:sz w:val="21"/>
+        </w:rPr>
+        <w:t xml:space="preserve">中</w:t>
+      </w:r>
+      <w:r>
+        <w:rPr>
+          <w:b w:val="0"/>
+          <w:i w:val="0"/>
           <w:iCs/>
-        </w:rPr>
-        <w:t xml:space="preserve"> ZnS </w:t>
-      </w:r>
-      <w:r>
-        <w:rPr>
-          <w:rFonts w:hint="eastAsia" w:eastAsia="SimSun" w:ascii="Times New Roman" w:hAnsi="Times New Roman"/>
-          <w:i/>
+          <w:sz w:val="21"/>
+        </w:rPr>
+        <w:t xml:space="preserve"> Cl⁻ </w:t>
+      </w:r>
+      <w:r>
+        <w:rPr>
+          <w:rFonts w:hint="eastAsia" w:eastAsia="FangSong" w:ascii="Times New Roman" w:hAnsi="Times New Roman"/>
+          <w:b w:val="0"/>
+          <w:i w:val="0"/>
           <w:iCs/>
-        </w:rPr>
-        <w:t xml:space="preserve">型）—</w:t>
-      </w:r>
-      <w:r>
-        <w:rPr>
-          <w:i/>
+          <w:sz w:val="21"/>
+        </w:rPr>
+        <w:t xml:space="preserve">简单立方堆积，Cs⁺</w:t>
+      </w:r>
+      <w:r>
+        <w:rPr>
+          <w:b w:val="0"/>
+          <w:i w:val="0"/>
           <w:iCs/>
-        </w:rPr>
-        <w:t xml:space="preserve"> NaCl </w:t>
-      </w:r>
-      <w:r>
-        <w:rPr>
-          <w:rFonts w:hint="eastAsia" w:eastAsia="SimSun" w:ascii="Times New Roman" w:hAnsi="Times New Roman"/>
-          <w:i/>
+          <w:sz w:val="21"/>
+        </w:rPr>
+        <w:t xml:space="preserve"> </w:t>
+      </w:r>
+      <w:r>
+        <w:rPr>
+          <w:rFonts w:hint="eastAsia" w:eastAsia="FangSong" w:ascii="Times New Roman" w:hAnsi="Times New Roman"/>
+          <w:b w:val="0"/>
+          <w:i w:val="0"/>
           <w:iCs/>
+          <w:sz w:val="21"/>
+        </w:rPr>
+        <w:t xml:space="preserve">填立方体空隙；ZnS</w:t>
+      </w:r>
+      <w:r>
+        <w:rPr>
+          <w:b w:val="0"/>
+          <w:i w:val="0"/>
+          <w:iCs/>
+          <w:sz w:val="21"/>
+        </w:rPr>
+        <w:t xml:space="preserve"> </w:t>
+      </w:r>
+      <w:r>
+        <w:rPr>
+          <w:rFonts w:hint="eastAsia" w:eastAsia="FangSong" w:ascii="Times New Roman" w:hAnsi="Times New Roman"/>
+          <w:b w:val="0"/>
+          <w:i w:val="0"/>
+          <w:iCs/>
+          <w:sz w:val="21"/>
         </w:rPr>
         <w:t xml:space="preserve">中</w:t>
       </w:r>
       <w:r>
         <w:rPr>
-          <w:i/>
+          <w:b w:val="0"/>
+          <w:i w:val="0"/>
           <w:iCs/>
-        </w:rPr>
-        <w:t xml:space="preserve"> Cl⁻ </w:t>
-      </w:r>
-      <w:r>
-        <w:rPr>
-          <w:rFonts w:hint="eastAsia" w:eastAsia="SimSun" w:ascii="Times New Roman" w:hAnsi="Times New Roman"/>
-          <w:i/>
+          <w:sz w:val="21"/>
+        </w:rPr>
+        <w:t xml:space="preserve"> S²⁻ </w:t>
+      </w:r>
+      <w:r>
+        <w:rPr>
+          <w:rFonts w:hint="eastAsia" w:eastAsia="FangSong" w:ascii="Times New Roman" w:hAnsi="Times New Roman"/>
+          <w:b w:val="0"/>
+          <w:i w:val="0"/>
           <w:iCs/>
-        </w:rPr>
-        <w:t xml:space="preserve">面心立方密堆积，Na⁺</w:t>
-      </w:r>
-      <w:r>
-        <w:rPr>
-          <w:i/>
+          <w:sz w:val="21"/>
+        </w:rPr>
+        <w:t xml:space="preserve">面心立方密堆积，Zn²⁺</w:t>
+      </w:r>
+      <w:r>
+        <w:rPr>
+          <w:b w:val="0"/>
+          <w:i w:val="0"/>
           <w:iCs/>
-        </w:rPr>
-        <w:t xml:space="preserve"> </w:t>
-      </w:r>
-      <w:r>
-        <w:rPr>
-          <w:rFonts w:hint="eastAsia" w:eastAsia="SimSun" w:ascii="Times New Roman" w:hAnsi="Times New Roman"/>
-          <w:i/>
+          <w:sz w:val="21"/>
+        </w:rPr>
+        <w:t xml:space="preserve"> </w:t>
+      </w:r>
+      <w:r>
+        <w:rPr>
+          <w:rFonts w:hint="eastAsia" w:eastAsia="FangSong" w:ascii="Times New Roman" w:hAnsi="Times New Roman"/>
+          <w:b w:val="0"/>
+          <w:i w:val="0"/>
           <w:iCs/>
-        </w:rPr>
-        <w:t xml:space="preserve">填全部八面体空隙；CsCl</w:t>
-      </w:r>
-      <w:r>
-        <w:rPr>
-          <w:i/>
+          <w:sz w:val="21"/>
+        </w:rPr>
+        <w:t xml:space="preserve">填半数四面体空隙（普化原理第4版</w:t>
+      </w:r>
+      <w:r>
+        <w:rPr>
+          <w:b w:val="0"/>
+          <w:i w:val="0"/>
           <w:iCs/>
-        </w:rPr>
-        <w:t xml:space="preserve"> </w:t>
-      </w:r>
-      <w:r>
-        <w:rPr>
-          <w:rFonts w:hint="eastAsia" w:eastAsia="SimSun" w:ascii="Times New Roman" w:hAnsi="Times New Roman"/>
-          <w:i/>
+          <w:sz w:val="21"/>
+        </w:rPr>
+        <w:t xml:space="preserve"> </w:t>
+      </w:r>
+      <w:r>
+        <w:rPr>
+          <w:rFonts w:hint="eastAsia" w:eastAsia="FangSong" w:ascii="Times New Roman" w:hAnsi="Times New Roman"/>
+          <w:b w:val="0"/>
+          <w:i w:val="0"/>
           <w:iCs/>
-        </w:rPr>
-        <w:t xml:space="preserve">中</w:t>
-      </w:r>
-      <w:r>
-        <w:rPr>
-          <w:i/>
-          <w:iCs/>
-        </w:rPr>
-        <w:t xml:space="preserve"> Cl⁻ </w:t>
-      </w:r>
-      <w:r>
-        <w:rPr>
-          <w:rFonts w:hint="eastAsia" w:eastAsia="SimSun" w:ascii="Times New Roman" w:hAnsi="Times New Roman"/>
-          <w:i/>
-          <w:iCs/>
-        </w:rPr>
-        <w:t xml:space="preserve">简单立方堆积，Cs⁺</w:t>
-      </w:r>
-      <w:r>
-        <w:rPr>
-          <w:i/>
-          <w:iCs/>
-        </w:rPr>
-        <w:t xml:space="preserve"> </w:t>
-      </w:r>
-      <w:r>
-        <w:rPr>
-          <w:rFonts w:hint="eastAsia" w:eastAsia="SimSun" w:ascii="Times New Roman" w:hAnsi="Times New Roman"/>
-          <w:i/>
-          <w:iCs/>
-        </w:rPr>
-        <w:t xml:space="preserve">填立方体空隙；ZnS</w:t>
-      </w:r>
-      <w:r>
-        <w:rPr>
-          <w:i/>
-          <w:iCs/>
-        </w:rPr>
-        <w:t xml:space="preserve"> </w:t>
-      </w:r>
-      <w:r>
-        <w:rPr>
-          <w:rFonts w:hint="eastAsia" w:eastAsia="SimSun" w:ascii="Times New Roman" w:hAnsi="Times New Roman"/>
-          <w:i/>
-          <w:iCs/>
-        </w:rPr>
-        <w:t xml:space="preserve">中</w:t>
-      </w:r>
-      <w:r>
-        <w:rPr>
-          <w:i/>
-          <w:iCs/>
-        </w:rPr>
-        <w:t xml:space="preserve"> S²⁻ </w:t>
-      </w:r>
-      <w:r>
-        <w:rPr>
-          <w:rFonts w:hint="eastAsia" w:eastAsia="SimSun" w:ascii="Times New Roman" w:hAnsi="Times New Roman"/>
-          <w:i/>
-          <w:iCs/>
-        </w:rPr>
-        <w:t xml:space="preserve">面心立方密堆积，Zn²⁺</w:t>
-      </w:r>
-      <w:r>
-        <w:rPr>
-          <w:i/>
-          <w:iCs/>
-        </w:rPr>
-        <w:t xml:space="preserve"> </w:t>
-      </w:r>
-      <w:r>
-        <w:rPr>
-          <w:rFonts w:hint="eastAsia" w:eastAsia="SimSun" w:ascii="Times New Roman" w:hAnsi="Times New Roman"/>
-          <w:i/>
-          <w:iCs/>
-        </w:rPr>
-        <w:t xml:space="preserve">填半数四面体空隙（普化原理第4版</w:t>
-      </w:r>
-      <w:r>
-        <w:rPr>
-          <w:i/>
-          <w:iCs/>
-        </w:rPr>
-        <w:t xml:space="preserve"> </w:t>
-      </w:r>
-      <w:r>
-        <w:rPr>
-          <w:rFonts w:hint="eastAsia" w:eastAsia="SimSun" w:ascii="Times New Roman" w:hAnsi="Times New Roman"/>
-          <w:i/>
-          <w:iCs/>
+          <w:sz w:val="21"/>
         </w:rPr>
         <w:t xml:space="preserve">图13.11）</w:t>
       </w:r>
     </w:p>
-    <w:bookmarkEnd w:id="32"/>
-    <w:bookmarkEnd w:id="33"/>
-    <w:bookmarkStart w:id="34" w:name="堆积填隙模型总结"/>
+    <w:bookmarkEnd w:id="56"/>
+    <w:bookmarkEnd w:id="57"/>
+    <w:bookmarkStart w:id="58" w:name="堆积填隙模型总结"/>
     <w:p>
       <w:pPr>
         <w:pStyle w:val="Heading3"/>
@@ -13315,7 +14015,7 @@
           <w:p>
             <w:pPr>
               <w:pStyle w:val="Compact"/>
-              <w:jc w:val="left"/>
+              <w:jc w:val="center"/>
             </w:pPr>
             <w:r>
               <w:rPr>
@@ -13331,7 +14031,7 @@
           <w:p>
             <w:pPr>
               <w:pStyle w:val="Compact"/>
-              <w:jc w:val="left"/>
+              <w:jc w:val="center"/>
             </w:pPr>
             <w:r>
               <w:rPr>
@@ -13347,7 +14047,7 @@
           <w:p>
             <w:pPr>
               <w:pStyle w:val="Compact"/>
-              <w:jc w:val="left"/>
+              <w:jc w:val="center"/>
             </w:pPr>
             <w:r>
               <w:rPr>
@@ -13363,7 +14063,7 @@
           <w:p>
             <w:pPr>
               <w:pStyle w:val="Compact"/>
-              <w:jc w:val="left"/>
+              <w:jc w:val="center"/>
             </w:pPr>
             <w:r>
               <w:rPr>
@@ -13429,7 +14129,7 @@
           <w:p>
             <w:pPr>
               <w:pStyle w:val="Compact"/>
-              <w:jc w:val="left"/>
+              <w:jc w:val="center"/>
             </w:pPr>
             <w:r>
               <w:rPr>
@@ -13446,7 +14146,7 @@
           <w:p>
             <w:pPr>
               <w:pStyle w:val="Compact"/>
-              <w:jc w:val="left"/>
+              <w:jc w:val="center"/>
             </w:pPr>
             <m:oMath>
               <m:r>
@@ -13481,7 +14181,7 @@
           <w:p>
             <w:pPr>
               <w:pStyle w:val="Compact"/>
-              <w:jc w:val="left"/>
+              <w:jc w:val="center"/>
             </w:pPr>
             <w:r>
               <w:rPr>
@@ -13496,7 +14196,7 @@
           <w:p>
             <w:pPr>
               <w:pStyle w:val="Compact"/>
-              <w:jc w:val="left"/>
+              <w:jc w:val="center"/>
             </w:pPr>
             <m:oMath>
               <m:r>
@@ -13578,7 +14278,7 @@
           <w:p>
             <w:pPr>
               <w:pStyle w:val="Compact"/>
-              <w:jc w:val="left"/>
+              <w:jc w:val="center"/>
             </w:pPr>
             <w:r>
               <w:rPr>
@@ -13595,7 +14295,7 @@
           <w:p>
             <w:pPr>
               <w:pStyle w:val="Compact"/>
-              <w:jc w:val="left"/>
+              <w:jc w:val="center"/>
             </w:pPr>
             <m:oMath>
               <m:r>
@@ -13630,7 +14330,7 @@
           <w:p>
             <w:pPr>
               <w:pStyle w:val="Compact"/>
-              <w:jc w:val="left"/>
+              <w:jc w:val="center"/>
             </w:pPr>
             <w:r>
               <w:rPr>
@@ -13645,7 +14345,7 @@
           <w:p>
             <w:pPr>
               <w:pStyle w:val="Compact"/>
-              <w:jc w:val="left"/>
+              <w:jc w:val="center"/>
             </w:pPr>
             <m:oMath>
               <m:r>
@@ -13727,7 +14427,7 @@
           <w:p>
             <w:pPr>
               <w:pStyle w:val="Compact"/>
-              <w:jc w:val="left"/>
+              <w:jc w:val="center"/>
             </w:pPr>
             <w:r>
               <w:rPr>
@@ -13744,7 +14444,7 @@
           <w:p>
             <w:pPr>
               <w:pStyle w:val="Compact"/>
-              <w:jc w:val="left"/>
+              <w:jc w:val="center"/>
             </w:pPr>
             <m:oMath>
               <m:sSup>
@@ -13779,7 +14479,7 @@
           <w:p>
             <w:pPr>
               <w:pStyle w:val="Compact"/>
-              <w:jc w:val="left"/>
+              <w:jc w:val="center"/>
             </w:pPr>
             <w:r>
               <w:rPr>
@@ -13794,7 +14494,7 @@
           <w:p>
             <w:pPr>
               <w:pStyle w:val="Compact"/>
-              <w:jc w:val="left"/>
+              <w:jc w:val="center"/>
             </w:pPr>
             <m:oMath>
               <m:r>
@@ -13882,7 +14582,7 @@
           <w:p>
             <w:pPr>
               <w:pStyle w:val="Compact"/>
-              <w:jc w:val="left"/>
+              <w:jc w:val="center"/>
             </w:pPr>
             <w:r>
               <w:rPr>
@@ -13899,7 +14599,7 @@
           <w:p>
             <w:pPr>
               <w:pStyle w:val="Compact"/>
-              <w:jc w:val="left"/>
+              <w:jc w:val="center"/>
             </w:pPr>
             <m:oMath>
               <m:sSup>
@@ -13934,7 +14634,7 @@
           <w:p>
             <w:pPr>
               <w:pStyle w:val="Compact"/>
-              <w:jc w:val="left"/>
+              <w:jc w:val="center"/>
             </w:pPr>
             <w:r>
               <w:rPr>
@@ -13949,7 +14649,7 @@
           <w:p>
             <w:pPr>
               <w:pStyle w:val="Compact"/>
-              <w:jc w:val="left"/>
+              <w:jc w:val="center"/>
             </w:pPr>
             <m:oMath>
               <m:r>
@@ -14039,9 +14739,9 @@
         </w:pict>
       </w:r>
     </w:p>
-    <w:bookmarkEnd w:id="34"/>
-    <w:bookmarkEnd w:id="35"/>
-    <w:bookmarkStart w:id="40" w:name="五典型例题"/>
+    <w:bookmarkEnd w:id="58"/>
+    <w:bookmarkEnd w:id="59"/>
+    <w:bookmarkStart w:id="64" w:name="五典型例题"/>
     <w:p>
       <w:pPr>
         <w:pStyle w:val="Heading2"/>
@@ -14053,7 +14753,7 @@
         <w:t xml:space="preserve">五、典型例题</w:t>
       </w:r>
     </w:p>
-    <w:bookmarkStart w:id="36" w:name="例1-离子电子构型与极化力判断"/>
+    <w:bookmarkStart w:id="60" w:name="例1-离子电子构型与极化力判断"/>
     <w:p>
       <w:pPr>
         <w:pStyle w:val="Heading3"/>
@@ -14374,6 +15074,14 @@
         <w:t xml:space="preserve"> </w:t>
       </w:r>
       <m:oMath>
+        <m:oMathPr>
+          <m:ctrlPr>
+            <w:rPr>
+              <w:sz w:val="28"/>
+              <w:szCs w:val="28"/>
+            </w:rPr>
+          </m:ctrlPr>
+        </m:oMathPr>
         <m:r>
           <m:rPr>
             <m:sty m:val="p"/>
@@ -14570,6 +15278,14 @@
         </w:numPr>
       </w:pPr>
       <m:oMath>
+        <m:oMathPr>
+          <m:ctrlPr>
+            <w:rPr>
+              <w:sz w:val="28"/>
+              <w:szCs w:val="28"/>
+            </w:rPr>
+          </m:ctrlPr>
+        </m:oMathPr>
         <m:r>
           <m:rPr>
             <m:sty m:val="p"/>
@@ -14864,6 +15580,14 @@
         </w:numPr>
       </w:pPr>
       <m:oMath>
+        <m:oMathPr>
+          <m:ctrlPr>
+            <w:rPr>
+              <w:sz w:val="28"/>
+              <w:szCs w:val="28"/>
+            </w:rPr>
+          </m:ctrlPr>
+        </m:oMathPr>
         <m:r>
           <m:rPr>
             <m:sty m:val="p"/>
@@ -14964,8 +15688,8 @@
         </w:pict>
       </w:r>
     </w:p>
-    <w:bookmarkEnd w:id="36"/>
-    <w:bookmarkStart w:id="37" w:name="例2-born-haber循环计算晶格能"/>
+    <w:bookmarkEnd w:id="60"/>
+    <w:bookmarkStart w:id="61" w:name="例2-born-haber循环计算晶格能"/>
     <w:p>
       <w:pPr>
         <w:pStyle w:val="Heading3"/>
@@ -15049,7 +15773,7 @@
           <w:p>
             <w:pPr>
               <w:pStyle w:val="Compact"/>
-              <w:jc w:val="left"/>
+              <w:jc w:val="center"/>
             </w:pPr>
             <w:r>
               <w:rPr>
@@ -15065,7 +15789,7 @@
           <w:p>
             <w:pPr>
               <w:pStyle w:val="Compact"/>
-              <w:jc w:val="left"/>
+              <w:jc w:val="center"/>
             </w:pPr>
             <w:r>
               <w:rPr>
@@ -15081,7 +15805,7 @@
           <w:p>
             <w:pPr>
               <w:pStyle w:val="Compact"/>
-              <w:jc w:val="right"/>
+              <w:jc w:val="center"/>
             </w:pPr>
             <w:r>
               <w:rPr>
@@ -15106,7 +15830,7 @@
           <w:p>
             <w:pPr>
               <w:pStyle w:val="Compact"/>
-              <w:jc w:val="left"/>
+              <w:jc w:val="center"/>
             </w:pPr>
             <w:r>
               <w:rPr>
@@ -15127,7 +15851,7 @@
           <w:p>
             <w:pPr>
               <w:pStyle w:val="Compact"/>
-              <w:jc w:val="left"/>
+              <w:jc w:val="center"/>
             </w:pPr>
             <m:oMath>
               <m:r>
@@ -15204,7 +15928,7 @@
           <w:p>
             <w:pPr>
               <w:pStyle w:val="Compact"/>
-              <w:jc w:val="right"/>
+              <w:jc w:val="center"/>
             </w:pPr>
             <w:r>
               <w:rPr>
@@ -15221,7 +15945,7 @@
           <w:p>
             <w:pPr>
               <w:pStyle w:val="Compact"/>
-              <w:jc w:val="left"/>
+              <w:jc w:val="center"/>
             </w:pPr>
             <w:r>
               <w:rPr>
@@ -15242,7 +15966,7 @@
           <w:p>
             <w:pPr>
               <w:pStyle w:val="Compact"/>
-              <w:jc w:val="left"/>
+              <w:jc w:val="center"/>
             </w:pPr>
             <m:oMath>
               <m:r>
@@ -15355,7 +16079,7 @@
           <w:p>
             <w:pPr>
               <w:pStyle w:val="Compact"/>
-              <w:jc w:val="right"/>
+              <w:jc w:val="center"/>
             </w:pPr>
             <w:r>
               <w:rPr>
@@ -15372,7 +16096,7 @@
           <w:p>
             <w:pPr>
               <w:pStyle w:val="Compact"/>
-              <w:jc w:val="left"/>
+              <w:jc w:val="center"/>
             </w:pPr>
             <w:r>
               <w:rPr>
@@ -15393,7 +16117,7 @@
           <w:p>
             <w:pPr>
               <w:pStyle w:val="Compact"/>
-              <w:jc w:val="left"/>
+              <w:jc w:val="center"/>
             </w:pPr>
             <m:oMath>
               <m:r>
@@ -15524,7 +16248,7 @@
           <w:p>
             <w:pPr>
               <w:pStyle w:val="Compact"/>
-              <w:jc w:val="right"/>
+              <w:jc w:val="center"/>
             </w:pPr>
             <w:r>
               <w:rPr>
@@ -15541,7 +16265,7 @@
           <w:p>
             <w:pPr>
               <w:pStyle w:val="Compact"/>
-              <w:jc w:val="left"/>
+              <w:jc w:val="center"/>
             </w:pPr>
             <w:r>
               <w:rPr>
@@ -15562,7 +16286,7 @@
           <w:p>
             <w:pPr>
               <w:pStyle w:val="Compact"/>
-              <w:jc w:val="left"/>
+              <w:jc w:val="center"/>
             </w:pPr>
             <m:oMath>
               <m:f>
@@ -15654,7 +16378,7 @@
           <w:p>
             <w:pPr>
               <w:pStyle w:val="Compact"/>
-              <w:jc w:val="right"/>
+              <w:jc w:val="center"/>
             </w:pPr>
             <w:r>
               <w:rPr>
@@ -15671,7 +16395,7 @@
           <w:p>
             <w:pPr>
               <w:pStyle w:val="Compact"/>
-              <w:jc w:val="left"/>
+              <w:jc w:val="center"/>
             </w:pPr>
             <w:r>
               <w:rPr>
@@ -15692,7 +16416,7 @@
           <w:p>
             <w:pPr>
               <w:pStyle w:val="Compact"/>
-              <w:jc w:val="left"/>
+              <w:jc w:val="center"/>
             </w:pPr>
             <m:oMath>
               <m:r>
@@ -15793,7 +16517,7 @@
           <w:p>
             <w:pPr>
               <w:pStyle w:val="Compact"/>
-              <w:jc w:val="right"/>
+              <w:jc w:val="center"/>
             </w:pPr>
             <w:r>
               <w:rPr>
@@ -15810,7 +16534,7 @@
           <w:p>
             <w:pPr>
               <w:pStyle w:val="Compact"/>
-              <w:jc w:val="left"/>
+              <w:jc w:val="center"/>
             </w:pPr>
             <w:r>
               <w:rPr>
@@ -15831,7 +16555,7 @@
           <w:p>
             <w:pPr>
               <w:pStyle w:val="Compact"/>
-              <w:jc w:val="left"/>
+              <w:jc w:val="center"/>
             </w:pPr>
             <m:oMath>
               <m:sSup>
@@ -15950,7 +16674,7 @@
           <w:p>
             <w:pPr>
               <w:pStyle w:val="Compact"/>
-              <w:jc w:val="right"/>
+              <w:jc w:val="center"/>
             </w:pPr>
             <w:r>
               <w:rPr>
@@ -15967,7 +16691,7 @@
           <w:p>
             <w:pPr>
               <w:pStyle w:val="Compact"/>
-              <w:jc w:val="left"/>
+              <w:jc w:val="center"/>
             </w:pPr>
             <w:r>
               <w:rPr>
@@ -15988,7 +16712,7 @@
           <w:p>
             <w:pPr>
               <w:pStyle w:val="Compact"/>
-              <w:jc w:val="left"/>
+              <w:jc w:val="center"/>
             </w:pPr>
             <m:oMath>
               <m:r>
@@ -16134,7 +16858,7 @@
           <w:p>
             <w:pPr>
               <w:pStyle w:val="Compact"/>
-              <w:jc w:val="right"/>
+              <w:jc w:val="center"/>
             </w:pPr>
             <w:r>
               <w:rPr>
@@ -16202,6 +16926,12 @@
       <m:oMathPara>
         <m:oMathParaPr>
           <m:jc m:val="center"/>
+          <m:ctrlPr>
+            <w:rPr>
+              <w:sz w:val="28"/>
+              <w:szCs w:val="28"/>
+            </w:rPr>
+          </m:ctrlPr>
         </m:oMathParaPr>
         <m:oMath>
           <m:eqArr>
@@ -16498,6 +17228,12 @@
       <m:oMathPara>
         <m:oMathParaPr>
           <m:jc m:val="center"/>
+          <m:ctrlPr>
+            <w:rPr>
+              <w:sz w:val="28"/>
+              <w:szCs w:val="28"/>
+            </w:rPr>
+          </m:ctrlPr>
         </m:oMathParaPr>
         <m:oMath>
           <m:eqArr>
@@ -16737,6 +17473,14 @@
         <w:t xml:space="preserve"> </w:t>
       </w:r>
       <m:oMath>
+        <m:oMathPr>
+          <m:ctrlPr>
+            <w:rPr>
+              <w:sz w:val="28"/>
+              <w:szCs w:val="28"/>
+            </w:rPr>
+          </m:ctrlPr>
+        </m:oMathPr>
         <m:r>
           <m:rPr>
             <m:sty m:val="b"/>
@@ -16924,8 +17668,8 @@
         </w:pict>
       </w:r>
     </w:p>
-    <w:bookmarkEnd w:id="37"/>
-    <w:bookmarkStart w:id="38" w:name="例3-半径比规则判断晶体结构类型"/>
+    <w:bookmarkEnd w:id="61"/>
+    <w:bookmarkStart w:id="62" w:name="例3-半径比规则判断晶体结构类型"/>
     <w:p>
       <w:pPr>
         <w:pStyle w:val="Heading3"/>
@@ -17157,6 +17901,12 @@
       <m:oMathPara>
         <m:oMathParaPr>
           <m:jc m:val="center"/>
+          <m:ctrlPr>
+            <w:rPr>
+              <w:sz w:val="28"/>
+              <w:szCs w:val="28"/>
+            </w:rPr>
+          </m:ctrlPr>
         </m:oMathParaPr>
         <m:oMath>
           <m:f>
@@ -17434,6 +18184,14 @@
         <w:t xml:space="preserve"> </w:t>
       </w:r>
       <m:oMath>
+        <m:oMathPr>
+          <m:ctrlPr>
+            <w:rPr>
+              <w:sz w:val="28"/>
+              <w:szCs w:val="28"/>
+            </w:rPr>
+          </m:ctrlPr>
+        </m:oMathPr>
         <m:sSub>
           <m:e>
             <m:r>
@@ -17813,8 +18571,8 @@
         </w:pict>
       </w:r>
     </w:p>
-    <w:bookmarkEnd w:id="38"/>
-    <w:bookmarkStart w:id="39" w:name="例4-离子极化对溶解度的影响fajans规则应用"/>
+    <w:bookmarkEnd w:id="62"/>
+    <w:bookmarkStart w:id="63" w:name="例4-离子极化对溶解度的影响fajans规则应用"/>
     <w:p>
       <w:pPr>
         <w:pStyle w:val="Heading3"/>
@@ -18242,6 +19000,14 @@
         <w:t xml:space="preserve"> </w:t>
       </w:r>
       <m:oMath>
+        <m:oMathPr>
+          <m:ctrlPr>
+            <w:rPr>
+              <w:sz w:val="28"/>
+              <w:szCs w:val="28"/>
+            </w:rPr>
+          </m:ctrlPr>
+        </m:oMathPr>
         <m:r>
           <m:rPr>
             <m:sty m:val="p"/>
@@ -18791,6 +19557,14 @@
         <w:t xml:space="preserve"> </w:t>
       </w:r>
       <m:oMath>
+        <m:oMathPr>
+          <m:ctrlPr>
+            <w:rPr>
+              <w:sz w:val="28"/>
+              <w:szCs w:val="28"/>
+            </w:rPr>
+          </m:ctrlPr>
+        </m:oMathPr>
         <m:r>
           <m:rPr>
             <m:sty m:val="p"/>
@@ -19108,9 +19882,9 @@
         </w:pict>
       </w:r>
     </w:p>
-    <w:bookmarkEnd w:id="39"/>
-    <w:bookmarkEnd w:id="40"/>
-    <w:bookmarkStart w:id="44" w:name="六规律与方法"/>
+    <w:bookmarkEnd w:id="63"/>
+    <w:bookmarkEnd w:id="64"/>
+    <w:bookmarkStart w:id="71" w:name="六规律与方法"/>
     <w:p>
       <w:pPr>
         <w:pStyle w:val="Heading2"/>
@@ -19122,7 +19896,7 @@
         <w:t xml:space="preserve">六、规律与方法</w:t>
       </w:r>
     </w:p>
-    <w:bookmarkStart w:id="41" w:name="离子极化力判断三步法"/>
+    <w:bookmarkStart w:id="65" w:name="离子极化力判断三步法"/>
     <w:p>
       <w:pPr>
         <w:pStyle w:val="Heading3"/>
@@ -19251,8 +20025,8 @@
         <w:t xml:space="preserve">8电子构型）</w:t>
       </w:r>
     </w:p>
-    <w:bookmarkEnd w:id="41"/>
-    <w:bookmarkStart w:id="42" w:name="born-haber循环解题模板"/>
+    <w:bookmarkEnd w:id="65"/>
+    <w:bookmarkStart w:id="66" w:name="born-haber循环解题模板"/>
     <w:p>
       <w:pPr>
         <w:pStyle w:val="Heading3"/>
@@ -19489,8 +20263,8 @@
         <w:t xml:space="preserve">的符号（放热为负）</w:t>
       </w:r>
     </w:p>
-    <w:bookmarkEnd w:id="42"/>
-    <w:bookmarkStart w:id="43" w:name="常见误区"/>
+    <w:bookmarkEnd w:id="66"/>
+    <w:bookmarkStart w:id="70" w:name="常见误区"/>
     <w:p>
       <w:pPr>
         <w:pStyle w:val="Heading3"/>
@@ -19525,7 +20299,7 @@
           <w:p>
             <w:pPr>
               <w:pStyle w:val="Compact"/>
-              <w:jc w:val="left"/>
+              <w:jc w:val="center"/>
             </w:pPr>
             <w:r>
               <w:rPr>
@@ -19541,7 +20315,7 @@
           <w:p>
             <w:pPr>
               <w:pStyle w:val="Compact"/>
-              <w:jc w:val="left"/>
+              <w:jc w:val="center"/>
             </w:pPr>
             <w:r>
               <w:rPr>
@@ -19559,7 +20333,7 @@
           <w:p>
             <w:pPr>
               <w:pStyle w:val="Compact"/>
-              <w:jc w:val="left"/>
+              <w:jc w:val="center"/>
             </w:pPr>
             <w:r>
               <w:rPr>
@@ -19574,7 +20348,7 @@
           <w:p>
             <w:pPr>
               <w:pStyle w:val="Compact"/>
-              <w:jc w:val="left"/>
+              <w:jc w:val="center"/>
             </w:pPr>
             <w:r>
               <w:rPr>
@@ -19605,7 +20379,7 @@
           <w:p>
             <w:pPr>
               <w:pStyle w:val="Compact"/>
-              <w:jc w:val="left"/>
+              <w:jc w:val="center"/>
             </w:pPr>
             <w:r>
               <w:rPr>
@@ -19620,7 +20394,7 @@
           <w:p>
             <w:pPr>
               <w:pStyle w:val="Compact"/>
-              <w:jc w:val="left"/>
+              <w:jc w:val="center"/>
             </w:pPr>
             <w:r>
               <w:rPr>
@@ -19637,7 +20411,7 @@
           <w:p>
             <w:pPr>
               <w:pStyle w:val="Compact"/>
-              <w:jc w:val="left"/>
+              <w:jc w:val="center"/>
             </w:pPr>
             <w:r>
               <w:rPr>
@@ -19652,7 +20426,7 @@
           <w:p>
             <w:pPr>
               <w:pStyle w:val="Compact"/>
-              <w:jc w:val="left"/>
+              <w:jc w:val="center"/>
             </w:pPr>
             <w:r>
               <w:rPr>
@@ -19669,7 +20443,7 @@
           <w:p>
             <w:pPr>
               <w:pStyle w:val="Compact"/>
-              <w:jc w:val="left"/>
+              <w:jc w:val="center"/>
             </w:pPr>
             <w:r>
               <w:rPr>
@@ -19684,7 +20458,7 @@
           <w:p>
             <w:pPr>
               <w:pStyle w:val="Compact"/>
-              <w:jc w:val="left"/>
+              <w:jc w:val="center"/>
             </w:pPr>
             <w:r>
               <w:rPr>
@@ -19701,7 +20475,7 @@
           <w:p>
             <w:pPr>
               <w:pStyle w:val="Compact"/>
-              <w:jc w:val="left"/>
+              <w:jc w:val="center"/>
             </w:pPr>
             <w:r>
               <w:rPr>
@@ -19716,7 +20490,7 @@
           <w:p>
             <w:pPr>
               <w:pStyle w:val="Compact"/>
-              <w:jc w:val="left"/>
+              <w:jc w:val="center"/>
             </w:pPr>
             <w:r>
               <w:rPr>
@@ -19745,96 +20519,165 @@
     <w:p>
       <w:pPr>
         <w:pStyle w:val="BodyText"/>
+        <w:jc w:val="center"/>
       </w:pPr>
       <w:r>
         <w:rPr>
-          <w:rFonts w:hint="eastAsia" w:eastAsia="SimSun" w:ascii="Times New Roman" w:hAnsi="Times New Roman"/>
-        </w:rPr>
-        <w:t xml:space="preserve">!一些晶体中键型变化趋势</w:t>
-      </w:r>
-      <w:r>
-        <w:t xml:space="preserve"> </w:t>
-      </w:r>
-      <w:r>
-        <w:rPr>
-          <w:rFonts w:hint="eastAsia" w:eastAsia="SimSun" w:ascii="Times New Roman" w:hAnsi="Times New Roman"/>
-          <w:i/>
+          <w:b w:val="0"/>
+          <w:i w:val="0"/>
+          <w:sz w:val="21"/>
+        </w:rPr>
+        <w:drawing>
+          <wp:inline>
+            <wp:extent cx="5334000" cy="3578629"/>
+            <wp:effectExtent b="0" l="0" r="0" t="0"/>
+            <wp:docPr descr="一些晶体中键型变化趋势" title="" id="68" name="Picture"/>
+            <a:graphic>
+              <a:graphicData uri="http://schemas.openxmlformats.org/drawingml/2006/picture">
+                <pic:pic>
+                  <pic:nvPicPr>
+                    <pic:cNvPr descr="media/13-6-bond-type-transition-triangle-ionic-covalent-metallic.jpg" id="69" name="Picture"/>
+                    <pic:cNvPicPr>
+                      <a:picLocks noChangeArrowheads="1" noChangeAspect="1"/>
+                    </pic:cNvPicPr>
+                  </pic:nvPicPr>
+                  <pic:blipFill>
+                    <a:blip r:embed="rId67"/>
+                    <a:stretch>
+                      <a:fillRect/>
+                    </a:stretch>
+                  </pic:blipFill>
+                  <pic:spPr bwMode="auto">
+                    <a:xfrm>
+                      <a:off x="0" y="0"/>
+                      <a:ext cx="5334000" cy="3578629"/>
+                    </a:xfrm>
+                    <a:prstGeom prst="rect">
+                      <a:avLst/>
+                    </a:prstGeom>
+                    <a:noFill/>
+                    <a:ln w="9525">
+                      <a:noFill/>
+                      <a:headEnd/>
+                      <a:tailEnd/>
+                    </a:ln>
+                  </pic:spPr>
+                </pic:pic>
+              </a:graphicData>
+            </a:graphic>
+          </wp:inline>
+        </w:drawing>
+      </w:r>
+      <w:r>
+        <w:rPr>
+          <w:b w:val="0"/>
+          <w:i w:val="0"/>
+          <w:sz w:val="21"/>
+        </w:rPr>
+        <w:t xml:space="preserve"> </w:t>
+      </w:r>
+      <w:r>
+        <w:rPr>
+          <w:rFonts w:hint="eastAsia" w:eastAsia="FangSong" w:ascii="Times New Roman" w:hAnsi="Times New Roman"/>
+          <w:b w:val="0"/>
+          <w:i w:val="0"/>
           <w:iCs/>
+          <w:sz w:val="21"/>
         </w:rPr>
         <w:t xml:space="preserve">表</w:t>
       </w:r>
       <w:r>
         <w:rPr>
-          <w:i/>
+          <w:b w:val="0"/>
+          <w:i w:val="0"/>
           <w:iCs/>
-        </w:rPr>
-        <w:t xml:space="preserve"> </w:t>
-      </w:r>
-      <w:r>
-        <w:rPr>
-          <w:rFonts w:hint="eastAsia" w:eastAsia="SimSun" w:ascii="Times New Roman" w:hAnsi="Times New Roman"/>
-          <w:i/>
+          <w:sz w:val="21"/>
+        </w:rPr>
+        <w:t xml:space="preserve"> </w:t>
+      </w:r>
+      <w:r>
+        <w:rPr>
+          <w:rFonts w:hint="eastAsia" w:eastAsia="FangSong" w:ascii="Times New Roman" w:hAnsi="Times New Roman"/>
+          <w:b w:val="0"/>
+          <w:i w:val="0"/>
           <w:iCs/>
+          <w:sz w:val="21"/>
         </w:rPr>
         <w:t xml:space="preserve">键型与晶型变化趋势示意图——三角形的3个顶点代表3种典型化学键（Na</w:t>
       </w:r>
       <w:r>
         <w:rPr>
-          <w:i/>
+          <w:b w:val="0"/>
+          <w:i w:val="0"/>
           <w:iCs/>
-        </w:rPr>
-        <w:t xml:space="preserve"> </w:t>
-      </w:r>
-      <w:r>
-        <w:rPr>
-          <w:rFonts w:hint="eastAsia" w:eastAsia="SimSun" w:ascii="Times New Roman" w:hAnsi="Times New Roman"/>
-          <w:i/>
+          <w:sz w:val="21"/>
+        </w:rPr>
+        <w:t xml:space="preserve"> </w:t>
+      </w:r>
+      <w:r>
+        <w:rPr>
+          <w:rFonts w:hint="eastAsia" w:eastAsia="FangSong" w:ascii="Times New Roman" w:hAnsi="Times New Roman"/>
+          <w:b w:val="0"/>
+          <w:i w:val="0"/>
           <w:iCs/>
+          <w:sz w:val="21"/>
         </w:rPr>
         <w:t xml:space="preserve">金属键、NaCl</w:t>
       </w:r>
       <w:r>
         <w:rPr>
-          <w:i/>
+          <w:b w:val="0"/>
+          <w:i w:val="0"/>
           <w:iCs/>
-        </w:rPr>
-        <w:t xml:space="preserve"> </w:t>
-      </w:r>
-      <w:r>
-        <w:rPr>
-          <w:rFonts w:hint="eastAsia" w:eastAsia="SimSun" w:ascii="Times New Roman" w:hAnsi="Times New Roman"/>
-          <w:i/>
+          <w:sz w:val="21"/>
+        </w:rPr>
+        <w:t xml:space="preserve"> </w:t>
+      </w:r>
+      <w:r>
+        <w:rPr>
+          <w:rFonts w:hint="eastAsia" w:eastAsia="FangSong" w:ascii="Times New Roman" w:hAnsi="Times New Roman"/>
+          <w:b w:val="0"/>
+          <w:i w:val="0"/>
           <w:iCs/>
+          <w:sz w:val="21"/>
         </w:rPr>
         <w:t xml:space="preserve">离子键、Cl₂</w:t>
       </w:r>
       <w:r>
         <w:rPr>
-          <w:i/>
+          <w:b w:val="0"/>
+          <w:i w:val="0"/>
           <w:iCs/>
-        </w:rPr>
-        <w:t xml:space="preserve"> </w:t>
-      </w:r>
-      <w:r>
-        <w:rPr>
-          <w:rFonts w:hint="eastAsia" w:eastAsia="SimSun" w:ascii="Times New Roman" w:hAnsi="Times New Roman"/>
-          <w:i/>
+          <w:sz w:val="21"/>
+        </w:rPr>
+        <w:t xml:space="preserve"> </w:t>
+      </w:r>
+      <w:r>
+        <w:rPr>
+          <w:rFonts w:hint="eastAsia" w:eastAsia="FangSong" w:ascii="Times New Roman" w:hAnsi="Times New Roman"/>
+          <w:b w:val="0"/>
+          <w:i w:val="0"/>
           <w:iCs/>
+          <w:sz w:val="21"/>
         </w:rPr>
         <w:t xml:space="preserve">分子键），其他化合物则处于过渡区域，键型随离子极化程度增加从离子键逐渐向共价键过渡（普化原理第4版</w:t>
       </w:r>
       <w:r>
         <w:rPr>
-          <w:i/>
+          <w:b w:val="0"/>
+          <w:i w:val="0"/>
           <w:iCs/>
-        </w:rPr>
-        <w:t xml:space="preserve"> </w:t>
-      </w:r>
-      <w:r>
-        <w:rPr>
-          <w:rFonts w:hint="eastAsia" w:eastAsia="SimSun" w:ascii="Times New Roman" w:hAnsi="Times New Roman"/>
-          <w:i/>
+          <w:sz w:val="21"/>
+        </w:rPr>
+        <w:t xml:space="preserve"> </w:t>
+      </w:r>
+      <w:r>
+        <w:rPr>
+          <w:rFonts w:hint="eastAsia" w:eastAsia="FangSong" w:ascii="Times New Roman" w:hAnsi="Times New Roman"/>
+          <w:b w:val="0"/>
+          <w:i w:val="0"/>
           <w:iCs/>
+          <w:sz w:val="21"/>
         </w:rPr>
         <w:t xml:space="preserve">表13.6）</w:t>
       </w:r>
@@ -19846,9 +20689,9 @@
         </w:pict>
       </w:r>
     </w:p>
-    <w:bookmarkEnd w:id="43"/>
-    <w:bookmarkEnd w:id="44"/>
-    <w:bookmarkStart w:id="47" w:name="七拓展与联系"/>
+    <w:bookmarkEnd w:id="70"/>
+    <w:bookmarkEnd w:id="71"/>
+    <w:bookmarkStart w:id="74" w:name="七拓展与联系"/>
     <w:p>
       <w:pPr>
         <w:pStyle w:val="Heading2"/>
@@ -19860,7 +20703,7 @@
         <w:t xml:space="preserve">七、拓展与联系</w:t>
       </w:r>
     </w:p>
-    <w:bookmarkStart w:id="45" w:name="与竞赛考点的联系"/>
+    <w:bookmarkStart w:id="72" w:name="与竞赛考点的联系"/>
     <w:p>
       <w:pPr>
         <w:pStyle w:val="Heading3"/>
@@ -19982,8 +20825,8 @@
         <w:t xml:space="preserve">是无机元素推断中的重要规律，其理论根源即为离子极化</w:t>
       </w:r>
     </w:p>
-    <w:bookmarkEnd w:id="45"/>
-    <w:bookmarkStart w:id="46" w:name="跨专题连接"/>
+    <w:bookmarkEnd w:id="72"/>
+    <w:bookmarkStart w:id="73" w:name="跨专题连接"/>
     <w:p>
       <w:pPr>
         <w:pStyle w:val="Heading3"/>
@@ -20125,9 +20968,9 @@
         </w:pict>
       </w:r>
     </w:p>
-    <w:bookmarkEnd w:id="46"/>
-    <w:bookmarkEnd w:id="47"/>
-    <w:bookmarkStart w:id="48" w:name="八本节总结速查"/>
+    <w:bookmarkEnd w:id="73"/>
+    <w:bookmarkEnd w:id="74"/>
+    <w:bookmarkStart w:id="75" w:name="八本节总结速查"/>
     <w:p>
       <w:pPr>
         <w:pStyle w:val="Heading2"/>
@@ -20160,7 +21003,7 @@
           <w:p>
             <w:pPr>
               <w:pStyle w:val="Compact"/>
-              <w:jc w:val="left"/>
+              <w:jc w:val="center"/>
             </w:pPr>
             <w:r>
               <w:rPr>
@@ -20176,7 +21019,7 @@
           <w:p>
             <w:pPr>
               <w:pStyle w:val="Compact"/>
-              <w:jc w:val="left"/>
+              <w:jc w:val="center"/>
             </w:pPr>
             <w:r>
               <w:rPr>
@@ -20192,7 +21035,7 @@
           <w:p>
             <w:pPr>
               <w:pStyle w:val="Compact"/>
-              <w:jc w:val="left"/>
+              <w:jc w:val="center"/>
             </w:pPr>
             <w:r>
               <w:rPr>
@@ -20210,7 +21053,7 @@
           <w:p>
             <w:pPr>
               <w:pStyle w:val="Compact"/>
-              <w:jc w:val="left"/>
+              <w:jc w:val="center"/>
             </w:pPr>
             <w:r>
               <w:rPr>
@@ -20225,7 +21068,7 @@
           <w:p>
             <w:pPr>
               <w:pStyle w:val="Compact"/>
-              <w:jc w:val="left"/>
+              <w:jc w:val="center"/>
             </w:pPr>
             <w:r>
               <w:rPr>
@@ -20240,7 +21083,7 @@
           <w:p>
             <w:pPr>
               <w:pStyle w:val="Compact"/>
-              <w:jc w:val="left"/>
+              <w:jc w:val="center"/>
             </w:pPr>
             <w:r>
               <w:rPr>
@@ -20257,7 +21100,7 @@
           <w:p>
             <w:pPr>
               <w:pStyle w:val="Compact"/>
-              <w:jc w:val="left"/>
+              <w:jc w:val="center"/>
             </w:pPr>
             <w:r>
               <w:rPr>
@@ -20272,7 +21115,7 @@
           <w:p>
             <w:pPr>
               <w:pStyle w:val="Compact"/>
-              <w:jc w:val="left"/>
+              <w:jc w:val="center"/>
             </w:pPr>
             <w:r>
               <w:rPr>
@@ -20287,7 +21130,7 @@
           <w:p>
             <w:pPr>
               <w:pStyle w:val="Compact"/>
-              <w:jc w:val="left"/>
+              <w:jc w:val="center"/>
             </w:pPr>
             <w:r>
               <w:rPr>
@@ -20310,7 +21153,7 @@
           <w:p>
             <w:pPr>
               <w:pStyle w:val="Compact"/>
-              <w:jc w:val="left"/>
+              <w:jc w:val="center"/>
             </w:pPr>
             <w:r>
               <w:rPr>
@@ -20336,7 +21179,7 @@
           <w:p>
             <w:pPr>
               <w:pStyle w:val="Compact"/>
-              <w:jc w:val="left"/>
+              <w:jc w:val="center"/>
             </w:pPr>
             <w:r>
               <w:rPr>
@@ -20401,7 +21244,7 @@
           <w:p>
             <w:pPr>
               <w:pStyle w:val="Compact"/>
-              <w:jc w:val="left"/>
+              <w:jc w:val="center"/>
             </w:pPr>
             <m:oMath>
               <m:r>
@@ -20441,7 +21284,7 @@
           <w:p>
             <w:pPr>
               <w:pStyle w:val="Compact"/>
-              <w:jc w:val="left"/>
+              <w:jc w:val="center"/>
             </w:pPr>
             <w:r>
               <w:rPr>
@@ -20456,7 +21299,7 @@
           <w:p>
             <w:pPr>
               <w:pStyle w:val="Compact"/>
-              <w:jc w:val="left"/>
+              <w:jc w:val="center"/>
             </w:pPr>
             <w:r>
               <w:rPr>
@@ -20483,7 +21326,7 @@
           <w:p>
             <w:pPr>
               <w:pStyle w:val="Compact"/>
-              <w:jc w:val="left"/>
+              <w:jc w:val="center"/>
             </w:pPr>
             <w:r>
               <w:rPr>
@@ -20506,7 +21349,7 @@
           <w:p>
             <w:pPr>
               <w:pStyle w:val="Compact"/>
-              <w:jc w:val="left"/>
+              <w:jc w:val="center"/>
             </w:pPr>
             <w:r>
               <w:rPr>
@@ -20521,7 +21364,7 @@
           <w:p>
             <w:pPr>
               <w:pStyle w:val="Compact"/>
-              <w:jc w:val="left"/>
+              <w:jc w:val="center"/>
             </w:pPr>
             <m:oMath>
               <m:sSub>
@@ -20574,7 +21417,7 @@
           <w:p>
             <w:pPr>
               <w:pStyle w:val="Compact"/>
-              <w:jc w:val="left"/>
+              <w:jc w:val="center"/>
             </w:pPr>
             <w:r>
               <w:rPr>
@@ -20591,7 +21434,7 @@
           <w:p>
             <w:pPr>
               <w:pStyle w:val="Compact"/>
-              <w:jc w:val="left"/>
+              <w:jc w:val="center"/>
             </w:pPr>
             <w:r>
               <w:rPr>
@@ -20606,7 +21449,7 @@
           <w:p>
             <w:pPr>
               <w:pStyle w:val="Compact"/>
-              <w:jc w:val="left"/>
+              <w:jc w:val="center"/>
             </w:pPr>
             <w:r>
               <w:rPr>
@@ -20621,7 +21464,7 @@
           <w:p>
             <w:pPr>
               <w:pStyle w:val="Compact"/>
-              <w:jc w:val="left"/>
+              <w:jc w:val="center"/>
             </w:pPr>
             <w:r>
               <w:rPr>
@@ -20638,7 +21481,7 @@
           <w:p>
             <w:pPr>
               <w:pStyle w:val="Compact"/>
-              <w:jc w:val="left"/>
+              <w:jc w:val="center"/>
             </w:pPr>
             <w:r>
               <w:rPr>
@@ -20653,7 +21496,7 @@
           <w:p>
             <w:pPr>
               <w:pStyle w:val="Compact"/>
-              <w:jc w:val="left"/>
+              <w:jc w:val="center"/>
             </w:pPr>
             <w:r>
               <w:rPr>
@@ -20668,7 +21511,7 @@
           <w:p>
             <w:pPr>
               <w:pStyle w:val="Compact"/>
-              <w:jc w:val="left"/>
+              <w:jc w:val="center"/>
             </w:pPr>
             <w:r>
               <w:rPr>
@@ -20685,7 +21528,7 @@
           <w:p>
             <w:pPr>
               <w:pStyle w:val="Compact"/>
-              <w:jc w:val="left"/>
+              <w:jc w:val="center"/>
             </w:pPr>
             <w:r>
               <w:rPr>
@@ -20700,7 +21543,7 @@
           <w:p>
             <w:pPr>
               <w:pStyle w:val="Compact"/>
-              <w:jc w:val="left"/>
+              <w:jc w:val="center"/>
             </w:pPr>
             <w:r>
               <w:rPr>
@@ -20715,7 +21558,7 @@
           <w:p>
             <w:pPr>
               <w:pStyle w:val="Compact"/>
-              <w:jc w:val="left"/>
+              <w:jc w:val="center"/>
             </w:pPr>
             <w:r>
               <w:rPr>
@@ -20734,8 +21577,8 @@
         </w:pict>
       </w:r>
     </w:p>
-    <w:bookmarkEnd w:id="48"/>
-    <w:bookmarkStart w:id="52" w:name="九练习题"/>
+    <w:bookmarkEnd w:id="75"/>
+    <w:bookmarkStart w:id="79" w:name="九练习题"/>
     <w:p>
       <w:pPr>
         <w:pStyle w:val="Heading2"/>
@@ -20747,7 +21590,7 @@
         <w:t xml:space="preserve">九、练习题</w:t>
       </w:r>
     </w:p>
-    <w:bookmarkStart w:id="49" w:name="基础巩固"/>
+    <w:bookmarkStart w:id="76" w:name="基础巩固"/>
     <w:p>
       <w:pPr>
         <w:pStyle w:val="Heading3"/>
@@ -21257,6 +22100,14 @@
         <w:t xml:space="preserve"> </w:t>
       </w:r>
       <m:oMath>
+        <m:oMathPr>
+          <m:ctrlPr>
+            <w:rPr>
+              <w:sz w:val="28"/>
+              <w:szCs w:val="28"/>
+            </w:rPr>
+          </m:ctrlPr>
+        </m:oMathPr>
         <m:r>
           <m:t>788</m:t>
         </m:r>
@@ -21339,6 +22190,14 @@
         <w:t xml:space="preserve"> </w:t>
       </w:r>
       <m:oMath>
+        <m:oMathPr>
+          <m:ctrlPr>
+            <w:rPr>
+              <w:sz w:val="28"/>
+              <w:szCs w:val="28"/>
+            </w:rPr>
+          </m:ctrlPr>
+        </m:oMathPr>
         <m:r>
           <m:t>3791</m:t>
         </m:r>
@@ -21480,8 +22339,8 @@
         <w:t xml:space="preserve">NaCl？</w:t>
       </w:r>
     </w:p>
-    <w:bookmarkEnd w:id="49"/>
-    <w:bookmarkStart w:id="50" w:name="提高训练"/>
+    <w:bookmarkEnd w:id="76"/>
+    <w:bookmarkStart w:id="77" w:name="提高训练"/>
     <w:p>
       <w:pPr>
         <w:pStyle w:val="Heading3"/>
@@ -21738,6 +22597,14 @@
         <w:t xml:space="preserve"> </w:t>
       </w:r>
       <m:oMath>
+        <m:oMathPr>
+          <m:ctrlPr>
+            <w:rPr>
+              <w:sz w:val="28"/>
+              <w:szCs w:val="28"/>
+            </w:rPr>
+          </m:ctrlPr>
+        </m:oMathPr>
         <m:sSub>
           <m:e>
             <m:r>
@@ -21908,7 +22775,7 @@
           <w:p>
             <w:pPr>
               <w:pStyle w:val="Compact"/>
-              <w:jc w:val="left"/>
+              <w:jc w:val="center"/>
             </w:pPr>
             <w:r>
               <w:rPr>
@@ -21949,7 +22816,7 @@
           <w:p>
             <w:pPr>
               <w:pStyle w:val="Compact"/>
-              <w:jc w:val="left"/>
+              <w:jc w:val="center"/>
             </w:pPr>
             <w:r>
               <w:rPr>
@@ -21987,7 +22854,7 @@
           <w:p>
             <w:pPr>
               <w:pStyle w:val="Compact"/>
-              <w:jc w:val="left"/>
+              <w:jc w:val="center"/>
             </w:pPr>
             <w:r>
               <w:rPr>
@@ -22025,7 +22892,7 @@
           <w:p>
             <w:pPr>
               <w:pStyle w:val="Compact"/>
-              <w:jc w:val="left"/>
+              <w:jc w:val="center"/>
             </w:pPr>
             <w:r>
               <w:rPr>
@@ -22063,7 +22930,7 @@
           <w:p>
             <w:pPr>
               <w:pStyle w:val="Compact"/>
-              <w:jc w:val="left"/>
+              <w:jc w:val="center"/>
             </w:pPr>
             <w:r>
               <w:rPr>
@@ -22101,7 +22968,7 @@
           <w:p>
             <w:pPr>
               <w:pStyle w:val="Compact"/>
-              <w:jc w:val="left"/>
+              <w:jc w:val="center"/>
             </w:pPr>
             <w:r>
               <w:rPr>
@@ -22134,8 +23001,8 @@
         </w:tc>
       </w:tr>
     </w:tbl>
-    <w:bookmarkEnd w:id="50"/>
-    <w:bookmarkStart w:id="51" w:name="挑战"/>
+    <w:bookmarkEnd w:id="77"/>
+    <w:bookmarkStart w:id="78" w:name="挑战"/>
     <w:p>
       <w:pPr>
         <w:pStyle w:val="Heading3"/>
@@ -22733,6 +23600,14 @@
         </w:numPr>
       </w:pPr>
       <m:oMath>
+        <m:oMathPr>
+          <m:ctrlPr>
+            <w:rPr>
+              <w:sz w:val="28"/>
+              <w:szCs w:val="28"/>
+            </w:rPr>
+          </m:ctrlPr>
+        </m:oMathPr>
         <m:r>
           <m:rPr>
             <m:sty m:val="p"/>
@@ -22798,6 +23673,14 @@
         <w:t xml:space="preserve"> </w:t>
       </w:r>
       <m:oMath>
+        <m:oMathPr>
+          <m:ctrlPr>
+            <w:rPr>
+              <w:sz w:val="28"/>
+              <w:szCs w:val="28"/>
+            </w:rPr>
+          </m:ctrlPr>
+        </m:oMathPr>
         <m:r>
           <m:rPr>
             <m:sty m:val="p"/>
@@ -22884,6 +23767,14 @@
         <w:t xml:space="preserve"> </w:t>
       </w:r>
       <m:oMath>
+        <m:oMathPr>
+          <m:ctrlPr>
+            <w:rPr>
+              <w:sz w:val="28"/>
+              <w:szCs w:val="28"/>
+            </w:rPr>
+          </m:ctrlPr>
+        </m:oMathPr>
         <m:r>
           <m:rPr>
             <m:sty m:val="p"/>
@@ -23094,6 +23985,14 @@
         <w:t xml:space="preserve">），虽然离子核间距略小，但电荷效应对晶格能的贡献是决定性的（</w:t>
       </w:r>
       <m:oMath>
+        <m:oMathPr>
+          <m:ctrlPr>
+            <w:rPr>
+              <w:sz w:val="28"/>
+              <w:szCs w:val="28"/>
+            </w:rPr>
+          </m:ctrlPr>
+        </m:oMathPr>
         <m:r>
           <m:t>U</m:t>
         </m:r>
@@ -23158,6 +24057,14 @@
         </w:numPr>
       </w:pPr>
       <m:oMath>
+        <m:oMathPr>
+          <m:ctrlPr>
+            <w:rPr>
+              <w:sz w:val="28"/>
+              <w:szCs w:val="28"/>
+            </w:rPr>
+          </m:ctrlPr>
+        </m:oMathPr>
         <m:f>
           <m:fPr>
             <m:type m:val="bar"/>
@@ -23487,6 +24394,14 @@
         </w:numPr>
       </w:pPr>
       <m:oMath>
+        <m:oMathPr>
+          <m:ctrlPr>
+            <w:rPr>
+              <w:sz w:val="28"/>
+              <w:szCs w:val="28"/>
+            </w:rPr>
+          </m:ctrlPr>
+        </m:oMathPr>
         <m:r>
           <m:t>U</m:t>
         </m:r>
@@ -23947,6 +24862,14 @@
         <w:t xml:space="preserve"> </w:t>
       </w:r>
       <m:oMath>
+        <m:oMathPr>
+          <m:ctrlPr>
+            <w:rPr>
+              <w:sz w:val="28"/>
+              <w:szCs w:val="28"/>
+            </w:rPr>
+          </m:ctrlPr>
+        </m:oMathPr>
         <m:sSub>
           <m:e>
             <m:r>
@@ -24092,6 +25015,14 @@
         <w:t xml:space="preserve">位于四面体空隙，</w:t>
       </w:r>
       <m:oMath>
+        <m:oMathPr>
+          <m:ctrlPr>
+            <w:rPr>
+              <w:sz w:val="28"/>
+              <w:szCs w:val="28"/>
+            </w:rPr>
+          </m:ctrlPr>
+        </m:oMathPr>
         <m:r>
           <m:t>a</m:t>
         </m:r>
@@ -24241,9 +25172,9 @@
         </w:pict>
       </w:r>
     </w:p>
-    <w:bookmarkEnd w:id="51"/>
-    <w:bookmarkEnd w:id="52"/>
-    <w:bookmarkStart w:id="53" w:name="十延伸阅读"/>
+    <w:bookmarkEnd w:id="78"/>
+    <w:bookmarkEnd w:id="79"/>
+    <w:bookmarkStart w:id="80" w:name="十延伸阅读"/>
     <w:p>
       <w:pPr>
         <w:pStyle w:val="Heading2"/>
@@ -24375,8 +25306,8 @@
         <w:t xml:space="preserve">HB教材：离子晶体结构的详细推导</w:t>
       </w:r>
     </w:p>
-    <w:bookmarkEnd w:id="53"/>
-    <w:bookmarkEnd w:id="54"/>
+    <w:bookmarkEnd w:id="80"/>
+    <w:bookmarkEnd w:id="81"/>
     <w:sectPr>
       <w:footerReference w:type="default" r:id="rId9"/>
       <w:footnotePr>

--- a/06-学生侧材料/讲义/2026-06-23-离子键与离子晶体.docx
+++ b/06-学生侧材料/讲义/2026-06-23-离子键与离子晶体.docx
@@ -409,8 +409,14 @@
     </w:p>
     <w:p>
       <w:pPr>
-        <w:pStyle w:val="BlockText"/>
+        <w:pStyle w:val="FirstParagraph"/>
       </w:pPr>
+      <w:r>
+        <w:t xml:space="preserve">⚠️</w:t>
+      </w:r>
+      <w:r>
+        <w:t xml:space="preserve"> </w:t>
+      </w:r>
       <w:r>
         <w:rPr>
           <w:rFonts w:hint="eastAsia" w:eastAsia="SimSun" w:ascii="Times New Roman" w:hAnsi="Times New Roman"/>
@@ -1781,8 +1787,15 @@
     </w:tbl>
     <w:p>
       <w:pPr>
-        <w:pStyle w:val="BlockText"/>
+        <w:pStyle w:val="BodyText"/>
       </w:pPr>
+      <w:r>
+        <w:rPr>
+          <w:b/>
+          <w:bCs/>
+        </w:rPr>
+        <w:t xml:space="preserve">💡 </w:t>
+      </w:r>
       <w:r>
         <w:rPr>
           <w:rFonts w:hint="eastAsia" w:eastAsia="SimSun" w:ascii="Times New Roman" w:hAnsi="Times New Roman"/>
@@ -3715,8 +3728,14 @@
     </w:tbl>
     <w:p>
       <w:pPr>
-        <w:pStyle w:val="BlockText"/>
+        <w:pStyle w:val="BodyText"/>
       </w:pPr>
+      <w:r>
+        <w:t xml:space="preserve">⚠️</w:t>
+      </w:r>
+      <w:r>
+        <w:t xml:space="preserve"> </w:t>
+      </w:r>
       <w:r>
         <w:rPr>
           <w:rFonts w:hint="eastAsia" w:eastAsia="SimSun" w:ascii="Times New Roman" w:hAnsi="Times New Roman"/>
@@ -3915,7 +3934,7 @@
     </w:p>
     <w:p>
       <w:pPr>
-        <w:pStyle w:val="FirstParagraph"/>
+        <w:pStyle w:val="BodyText"/>
       </w:pPr>
       <w:r>
         <w:rPr>
@@ -6329,8 +6348,15 @@
     </w:p>
     <w:p>
       <w:pPr>
-        <w:pStyle w:val="BlockText"/>
+        <w:pStyle w:val="FirstParagraph"/>
       </w:pPr>
+      <w:r>
+        <w:rPr>
+          <w:b/>
+          <w:bCs/>
+        </w:rPr>
+        <w:t xml:space="preserve">💡 </w:t>
+      </w:r>
       <w:r>
         <w:rPr>
           <w:rFonts w:hint="eastAsia" w:eastAsia="SimSun" w:ascii="Times New Roman" w:hAnsi="Times New Roman"/>
@@ -8047,8 +8073,14 @@
     </w:tbl>
     <w:p>
       <w:pPr>
-        <w:pStyle w:val="BlockText"/>
+        <w:pStyle w:val="BodyText"/>
       </w:pPr>
+      <w:r>
+        <w:t xml:space="preserve">⚠️</w:t>
+      </w:r>
+      <w:r>
+        <w:t xml:space="preserve"> </w:t>
+      </w:r>
       <w:r>
         <w:rPr>
           <w:rFonts w:hint="eastAsia" w:eastAsia="SimSun" w:ascii="Times New Roman" w:hAnsi="Times New Roman"/>
@@ -11270,8 +11302,14 @@
     </w:tbl>
     <w:p>
       <w:pPr>
-        <w:pStyle w:val="BlockText"/>
+        <w:pStyle w:val="BodyText"/>
       </w:pPr>
+      <w:r>
+        <w:t xml:space="preserve">⚠️</w:t>
+      </w:r>
+      <w:r>
+        <w:t xml:space="preserve"> </w:t>
+      </w:r>
       <w:r>
         <w:rPr>
           <w:rFonts w:hint="eastAsia" w:eastAsia="SimSun" w:ascii="Times New Roman" w:hAnsi="Times New Roman"/>
@@ -12001,8 +12039,15 @@
     </w:tbl>
     <w:p>
       <w:pPr>
-        <w:pStyle w:val="BlockText"/>
+        <w:pStyle w:val="BodyText"/>
       </w:pPr>
+      <w:r>
+        <w:rPr>
+          <w:b/>
+          <w:bCs/>
+        </w:rPr>
+        <w:t xml:space="preserve">💡 </w:t>
+      </w:r>
       <w:r>
         <w:rPr>
           <w:rFonts w:hint="eastAsia" w:eastAsia="SimSun" w:ascii="Times New Roman" w:hAnsi="Times New Roman"/>
